--- a/output/ResultsRevisions.docx
+++ b/output/ResultsRevisions.docx
@@ -20,6 +20,36 @@
       </w:r>
       <w:r>
         <w:t xml:space="preserve">1.0</w:t>
+      </w:r>
+      <w:r>
+        <w:t xml:space="preserve"> </w:t>
+      </w:r>
+      <w:r>
+        <w:t xml:space="preserve">+</w:t>
+      </w:r>
+      <w:r>
+        <w:t xml:space="preserve"> </w:t>
+      </w:r>
+      <w:r>
+        <w:t xml:space="preserve">Added</w:t>
+      </w:r>
+      <w:r>
+        <w:t xml:space="preserve"> </w:t>
+      </w:r>
+      <w:r>
+        <w:t xml:space="preserve">Zeroes</w:t>
+      </w:r>
+      <w:r>
+        <w:t xml:space="preserve"> </w:t>
+      </w:r>
+      <w:r>
+        <w:t xml:space="preserve">in</w:t>
+      </w:r>
+      <w:r>
+        <w:t xml:space="preserve"> </w:t>
+      </w:r>
+      <w:r>
+        <w:t xml:space="preserve">Specialists</w:t>
       </w:r>
     </w:p>
     <w:sdt>
@@ -420,23 +450,23 @@
     <w:tbl>
       <w:tblPr>
         <w:tblStyle w:val="Table"/>
-        <w:tblW w:type="pct" w:w="4748"/>
+        <w:tblW w:type="pct" w:w="4749"/>
         <w:tblLook w:firstRow="1" w:lastRow="0" w:firstColumn="0" w:lastColumn="0" w:noHBand="0" w:noVBand="0" w:val="0020"/>
       </w:tblPr>
       <w:tblGrid>
-        <w:gridCol w:w="1816"/>
-        <w:gridCol w:w="254"/>
-        <w:gridCol w:w="508"/>
-        <w:gridCol w:w="508"/>
-        <w:gridCol w:w="363"/>
-        <w:gridCol w:w="363"/>
-        <w:gridCol w:w="799"/>
-        <w:gridCol w:w="508"/>
-        <w:gridCol w:w="363"/>
-        <w:gridCol w:w="363"/>
-        <w:gridCol w:w="799"/>
-        <w:gridCol w:w="508"/>
-        <w:gridCol w:w="363"/>
+        <w:gridCol w:w="1808"/>
+        <w:gridCol w:w="253"/>
+        <w:gridCol w:w="542"/>
+        <w:gridCol w:w="506"/>
+        <w:gridCol w:w="361"/>
+        <w:gridCol w:w="361"/>
+        <w:gridCol w:w="795"/>
+        <w:gridCol w:w="506"/>
+        <w:gridCol w:w="361"/>
+        <w:gridCol w:w="361"/>
+        <w:gridCol w:w="795"/>
+        <w:gridCol w:w="506"/>
+        <w:gridCol w:w="361"/>
       </w:tblGrid>
       <w:tr>
         <w:trPr>
@@ -671,43 +701,43 @@
               <w:jc w:val="left"/>
             </w:pPr>
             <w:r>
-              <w:t xml:space="preserve">120</w:t>
-            </w:r>
-          </w:p>
-        </w:tc>
-        <w:tc>
-          <w:tcPr/>
-          <w:p>
-            <w:pPr>
-              <w:pStyle w:val="Compact"/>
-              <w:jc w:val="left"/>
-            </w:pPr>
-            <w:r>
-              <w:t xml:space="preserve">(60, 250)</w:t>
-            </w:r>
-          </w:p>
-        </w:tc>
-        <w:tc>
-          <w:tcPr/>
-          <w:p>
-            <w:pPr>
-              <w:pStyle w:val="Compact"/>
-              <w:jc w:val="left"/>
-            </w:pPr>
-            <w:r>
-              <w:t xml:space="preserve">15</w:t>
-            </w:r>
-          </w:p>
-        </w:tc>
-        <w:tc>
-          <w:tcPr/>
-          <w:p>
-            <w:pPr>
-              <w:pStyle w:val="Compact"/>
-              <w:jc w:val="left"/>
-            </w:pPr>
-            <w:r>
-              <w:t xml:space="preserve">1e-49</w:t>
+              <w:t xml:space="preserve">94</w:t>
+            </w:r>
+          </w:p>
+        </w:tc>
+        <w:tc>
+          <w:tcPr/>
+          <w:p>
+            <w:pPr>
+              <w:pStyle w:val="Compact"/>
+              <w:jc w:val="left"/>
+            </w:pPr>
+            <w:r>
+              <w:t xml:space="preserve">(25, 440)</w:t>
+            </w:r>
+          </w:p>
+        </w:tc>
+        <w:tc>
+          <w:tcPr/>
+          <w:p>
+            <w:pPr>
+              <w:pStyle w:val="Compact"/>
+              <w:jc w:val="left"/>
+            </w:pPr>
+            <w:r>
+              <w:t xml:space="preserve">7</w:t>
+            </w:r>
+          </w:p>
+        </w:tc>
+        <w:tc>
+          <w:tcPr/>
+          <w:p>
+            <w:pPr>
+              <w:pStyle w:val="Compact"/>
+              <w:jc w:val="left"/>
+            </w:pPr>
+            <w:r>
+              <w:t xml:space="preserve">3e-12</w:t>
             </w:r>
           </w:p>
         </w:tc>
@@ -731,31 +761,31 @@
               <w:jc w:val="left"/>
             </w:pPr>
             <w:r>
-              <w:t xml:space="preserve">(4.5, 8.2)</w:t>
-            </w:r>
-          </w:p>
-        </w:tc>
-        <w:tc>
-          <w:tcPr/>
-          <w:p>
-            <w:pPr>
-              <w:pStyle w:val="Compact"/>
-              <w:jc w:val="left"/>
-            </w:pPr>
-            <w:r>
-              <w:t xml:space="preserve">7.1</w:t>
-            </w:r>
-          </w:p>
-        </w:tc>
-        <w:tc>
-          <w:tcPr/>
-          <w:p>
-            <w:pPr>
-              <w:pStyle w:val="Compact"/>
-              <w:jc w:val="left"/>
-            </w:pPr>
-            <w:r>
-              <w:t xml:space="preserve">7e-08</w:t>
+              <w:t xml:space="preserve">(4.7, 8.1)</w:t>
+            </w:r>
+          </w:p>
+        </w:tc>
+        <w:tc>
+          <w:tcPr/>
+          <w:p>
+            <w:pPr>
+              <w:pStyle w:val="Compact"/>
+              <w:jc w:val="left"/>
+            </w:pPr>
+            <w:r>
+              <w:t xml:space="preserve">7.7</w:t>
+            </w:r>
+          </w:p>
+        </w:tc>
+        <w:tc>
+          <w:tcPr/>
+          <w:p>
+            <w:pPr>
+              <w:pStyle w:val="Compact"/>
+              <w:jc w:val="left"/>
+            </w:pPr>
+            <w:r>
+              <w:t xml:space="preserve">4e-09</w:t>
             </w:r>
           </w:p>
         </w:tc>
@@ -779,31 +809,31 @@
               <w:jc w:val="left"/>
             </w:pPr>
             <w:r>
-              <w:t xml:space="preserve">(3.7, 6.6)</w:t>
-            </w:r>
-          </w:p>
-        </w:tc>
-        <w:tc>
-          <w:tcPr/>
-          <w:p>
-            <w:pPr>
-              <w:pStyle w:val="Compact"/>
-              <w:jc w:val="left"/>
-            </w:pPr>
-            <w:r>
-              <w:t xml:space="preserve">7.4</w:t>
-            </w:r>
-          </w:p>
-        </w:tc>
-        <w:tc>
-          <w:tcPr/>
-          <w:p>
-            <w:pPr>
-              <w:pStyle w:val="Compact"/>
-              <w:jc w:val="left"/>
-            </w:pPr>
-            <w:r>
-              <w:t xml:space="preserve">3e-08</w:t>
+              <w:t xml:space="preserve">(3.8, 6.6)</w:t>
+            </w:r>
+          </w:p>
+        </w:tc>
+        <w:tc>
+          <w:tcPr/>
+          <w:p>
+            <w:pPr>
+              <w:pStyle w:val="Compact"/>
+              <w:jc w:val="left"/>
+            </w:pPr>
+            <w:r>
+              <w:t xml:space="preserve">7.8</w:t>
+            </w:r>
+          </w:p>
+        </w:tc>
+        <w:tc>
+          <w:tcPr/>
+          <w:p>
+            <w:pPr>
+              <w:pStyle w:val="Compact"/>
+              <w:jc w:val="left"/>
+            </w:pPr>
+            <w:r>
+              <w:t xml:space="preserve">3e-09</w:t>
             </w:r>
           </w:p>
         </w:tc>
@@ -829,43 +859,43 @@
               <w:jc w:val="left"/>
             </w:pPr>
             <w:r>
-              <w:t xml:space="preserve">0.63</w:t>
-            </w:r>
-          </w:p>
-        </w:tc>
-        <w:tc>
-          <w:tcPr/>
-          <w:p>
-            <w:pPr>
-              <w:pStyle w:val="Compact"/>
-              <w:jc w:val="left"/>
-            </w:pPr>
-            <w:r>
-              <w:t xml:space="preserve">(0.27, 1.4)</w:t>
-            </w:r>
-          </w:p>
-        </w:tc>
-        <w:tc>
-          <w:tcPr/>
-          <w:p>
-            <w:pPr>
-              <w:pStyle w:val="Compact"/>
-              <w:jc w:val="left"/>
-            </w:pPr>
-            <w:r>
-              <w:t xml:space="preserve">-1.2</w:t>
-            </w:r>
-          </w:p>
-        </w:tc>
-        <w:tc>
-          <w:tcPr/>
-          <w:p>
-            <w:pPr>
-              <w:pStyle w:val="Compact"/>
-              <w:jc w:val="left"/>
-            </w:pPr>
-            <w:r>
-              <w:t xml:space="preserve">0.2</w:t>
+              <w:t xml:space="preserve">0.68</w:t>
+            </w:r>
+          </w:p>
+        </w:tc>
+        <w:tc>
+          <w:tcPr/>
+          <w:p>
+            <w:pPr>
+              <w:pStyle w:val="Compact"/>
+              <w:jc w:val="left"/>
+            </w:pPr>
+            <w:r>
+              <w:t xml:space="preserve">(0.12, 3.4)</w:t>
+            </w:r>
+          </w:p>
+        </w:tc>
+        <w:tc>
+          <w:tcPr/>
+          <w:p>
+            <w:pPr>
+              <w:pStyle w:val="Compact"/>
+              <w:jc w:val="left"/>
+            </w:pPr>
+            <w:r>
+              <w:t xml:space="preserve">-0.47</w:t>
+            </w:r>
+          </w:p>
+        </w:tc>
+        <w:tc>
+          <w:tcPr/>
+          <w:p>
+            <w:pPr>
+              <w:pStyle w:val="Compact"/>
+              <w:jc w:val="left"/>
+            </w:pPr>
+            <w:r>
+              <w:t xml:space="preserve">0.6</w:t>
             </w:r>
           </w:p>
         </w:tc>
@@ -889,31 +919,31 @@
               <w:jc w:val="left"/>
             </w:pPr>
             <w:r>
-              <w:t xml:space="preserve">(-6.1, -1.6)</w:t>
-            </w:r>
-          </w:p>
-        </w:tc>
-        <w:tc>
-          <w:tcPr/>
-          <w:p>
-            <w:pPr>
-              <w:pStyle w:val="Compact"/>
-              <w:jc w:val="left"/>
-            </w:pPr>
-            <w:r>
-              <w:t xml:space="preserve">-3.5</w:t>
-            </w:r>
-          </w:p>
-        </w:tc>
-        <w:tc>
-          <w:tcPr/>
-          <w:p>
-            <w:pPr>
-              <w:pStyle w:val="Compact"/>
-              <w:jc w:val="left"/>
-            </w:pPr>
-            <w:r>
-              <w:t xml:space="preserve">0.001</w:t>
+              <w:t xml:space="preserve">(-6, -1.8)</w:t>
+            </w:r>
+          </w:p>
+        </w:tc>
+        <w:tc>
+          <w:tcPr/>
+          <w:p>
+            <w:pPr>
+              <w:pStyle w:val="Compact"/>
+              <w:jc w:val="left"/>
+            </w:pPr>
+            <w:r>
+              <w:t xml:space="preserve">-3.7</w:t>
+            </w:r>
+          </w:p>
+        </w:tc>
+        <w:tc>
+          <w:tcPr/>
+          <w:p>
+            <w:pPr>
+              <w:pStyle w:val="Compact"/>
+              <w:jc w:val="left"/>
+            </w:pPr>
+            <w:r>
+              <w:t xml:space="preserve">7e-04</w:t>
             </w:r>
           </w:p>
         </w:tc>
@@ -937,31 +967,31 @@
               <w:jc w:val="left"/>
             </w:pPr>
             <w:r>
-              <w:t xml:space="preserve">(-4.8, -1.3)</w:t>
-            </w:r>
-          </w:p>
-        </w:tc>
-        <w:tc>
-          <w:tcPr/>
-          <w:p>
-            <w:pPr>
-              <w:pStyle w:val="Compact"/>
-              <w:jc w:val="left"/>
-            </w:pPr>
-            <w:r>
-              <w:t xml:space="preserve">-3.5</w:t>
-            </w:r>
-          </w:p>
-        </w:tc>
-        <w:tc>
-          <w:tcPr/>
-          <w:p>
-            <w:pPr>
-              <w:pStyle w:val="Compact"/>
-              <w:jc w:val="left"/>
-            </w:pPr>
-            <w:r>
-              <w:t xml:space="preserve">0.001</w:t>
+              <w:t xml:space="preserve">(-4.8, -1.4)</w:t>
+            </w:r>
+          </w:p>
+        </w:tc>
+        <w:tc>
+          <w:tcPr/>
+          <w:p>
+            <w:pPr>
+              <w:pStyle w:val="Compact"/>
+              <w:jc w:val="left"/>
+            </w:pPr>
+            <w:r>
+              <w:t xml:space="preserve">-3.6</w:t>
+            </w:r>
+          </w:p>
+        </w:tc>
+        <w:tc>
+          <w:tcPr/>
+          <w:p>
+            <w:pPr>
+              <w:pStyle w:val="Compact"/>
+              <w:jc w:val="left"/>
+            </w:pPr>
+            <w:r>
+              <w:t xml:space="preserve">9e-04</w:t>
             </w:r>
           </w:p>
         </w:tc>
@@ -987,43 +1017,43 @@
               <w:jc w:val="left"/>
             </w:pPr>
             <w:r>
-              <w:t xml:space="preserve">0.85</w:t>
-            </w:r>
-          </w:p>
-        </w:tc>
-        <w:tc>
-          <w:tcPr/>
-          <w:p>
-            <w:pPr>
-              <w:pStyle w:val="Compact"/>
-              <w:jc w:val="left"/>
-            </w:pPr>
-            <w:r>
-              <w:t xml:space="preserve">(0.4, 1.9)</w:t>
-            </w:r>
-          </w:p>
-        </w:tc>
-        <w:tc>
-          <w:tcPr/>
-          <w:p>
-            <w:pPr>
-              <w:pStyle w:val="Compact"/>
-              <w:jc w:val="left"/>
-            </w:pPr>
-            <w:r>
-              <w:t xml:space="preserve">-0.39</w:t>
-            </w:r>
-          </w:p>
-        </w:tc>
-        <w:tc>
-          <w:tcPr/>
-          <w:p>
-            <w:pPr>
-              <w:pStyle w:val="Compact"/>
-              <w:jc w:val="left"/>
-            </w:pPr>
-            <w:r>
-              <w:t xml:space="preserve">0.7</w:t>
+              <w:t xml:space="preserve">0.26</w:t>
+            </w:r>
+          </w:p>
+        </w:tc>
+        <w:tc>
+          <w:tcPr/>
+          <w:p>
+            <w:pPr>
+              <w:pStyle w:val="Compact"/>
+              <w:jc w:val="left"/>
+            </w:pPr>
+            <w:r>
+              <w:t xml:space="preserve">(0.05, 1.4)</w:t>
+            </w:r>
+          </w:p>
+        </w:tc>
+        <w:tc>
+          <w:tcPr/>
+          <w:p>
+            <w:pPr>
+              <w:pStyle w:val="Compact"/>
+              <w:jc w:val="left"/>
+            </w:pPr>
+            <w:r>
+              <w:t xml:space="preserve">-1.8</w:t>
+            </w:r>
+          </w:p>
+        </w:tc>
+        <w:tc>
+          <w:tcPr/>
+          <w:p>
+            <w:pPr>
+              <w:pStyle w:val="Compact"/>
+              <w:jc w:val="left"/>
+            </w:pPr>
+            <w:r>
+              <w:t xml:space="preserve">0.07</w:t>
             </w:r>
           </w:p>
         </w:tc>
@@ -1047,79 +1077,79 @@
               <w:jc w:val="left"/>
             </w:pPr>
             <w:r>
-              <w:t xml:space="preserve">(-7.3, -2.8)</w:t>
-            </w:r>
-          </w:p>
-        </w:tc>
-        <w:tc>
-          <w:tcPr/>
-          <w:p>
-            <w:pPr>
-              <w:pStyle w:val="Compact"/>
-              <w:jc w:val="left"/>
-            </w:pPr>
-            <w:r>
-              <w:t xml:space="preserve">-4.5</w:t>
-            </w:r>
-          </w:p>
-        </w:tc>
-        <w:tc>
-          <w:tcPr/>
-          <w:p>
-            <w:pPr>
-              <w:pStyle w:val="Compact"/>
-              <w:jc w:val="left"/>
-            </w:pPr>
-            <w:r>
-              <w:t xml:space="preserve">8e-05</w:t>
-            </w:r>
-          </w:p>
-        </w:tc>
-        <w:tc>
-          <w:tcPr/>
-          <w:p>
-            <w:pPr>
-              <w:pStyle w:val="Compact"/>
-              <w:jc w:val="left"/>
-            </w:pPr>
-            <w:r>
-              <w:t xml:space="preserve">-4.1</w:t>
-            </w:r>
-          </w:p>
-        </w:tc>
-        <w:tc>
-          <w:tcPr/>
-          <w:p>
-            <w:pPr>
-              <w:pStyle w:val="Compact"/>
-              <w:jc w:val="left"/>
-            </w:pPr>
-            <w:r>
-              <w:t xml:space="preserve">(-5.9, -2.3)</w:t>
-            </w:r>
-          </w:p>
-        </w:tc>
-        <w:tc>
-          <w:tcPr/>
-          <w:p>
-            <w:pPr>
-              <w:pStyle w:val="Compact"/>
-              <w:jc w:val="left"/>
-            </w:pPr>
-            <w:r>
-              <w:t xml:space="preserve">-4.7</w:t>
-            </w:r>
-          </w:p>
-        </w:tc>
-        <w:tc>
-          <w:tcPr/>
-          <w:p>
-            <w:pPr>
-              <w:pStyle w:val="Compact"/>
-              <w:jc w:val="left"/>
-            </w:pPr>
-            <w:r>
-              <w:t xml:space="preserve">5e-05</w:t>
+              <w:t xml:space="preserve">(-6.9, -3.1)</w:t>
+            </w:r>
+          </w:p>
+        </w:tc>
+        <w:tc>
+          <w:tcPr/>
+          <w:p>
+            <w:pPr>
+              <w:pStyle w:val="Compact"/>
+              <w:jc w:val="left"/>
+            </w:pPr>
+            <w:r>
+              <w:t xml:space="preserve">-5.3</w:t>
+            </w:r>
+          </w:p>
+        </w:tc>
+        <w:tc>
+          <w:tcPr/>
+          <w:p>
+            <w:pPr>
+              <w:pStyle w:val="Compact"/>
+              <w:jc w:val="left"/>
+            </w:pPr>
+            <w:r>
+              <w:t xml:space="preserve">6e-06</w:t>
+            </w:r>
+          </w:p>
+        </w:tc>
+        <w:tc>
+          <w:tcPr/>
+          <w:p>
+            <w:pPr>
+              <w:pStyle w:val="Compact"/>
+              <w:jc w:val="left"/>
+            </w:pPr>
+            <w:r>
+              <w:t xml:space="preserve">-4</w:t>
+            </w:r>
+          </w:p>
+        </w:tc>
+        <w:tc>
+          <w:tcPr/>
+          <w:p>
+            <w:pPr>
+              <w:pStyle w:val="Compact"/>
+              <w:jc w:val="left"/>
+            </w:pPr>
+            <w:r>
+              <w:t xml:space="preserve">(-5.6, -2.5)</w:t>
+            </w:r>
+          </w:p>
+        </w:tc>
+        <w:tc>
+          <w:tcPr/>
+          <w:p>
+            <w:pPr>
+              <w:pStyle w:val="Compact"/>
+              <w:jc w:val="left"/>
+            </w:pPr>
+            <w:r>
+              <w:t xml:space="preserve">-5.2</w:t>
+            </w:r>
+          </w:p>
+        </w:tc>
+        <w:tc>
+          <w:tcPr/>
+          <w:p>
+            <w:pPr>
+              <w:pStyle w:val="Compact"/>
+              <w:jc w:val="left"/>
+            </w:pPr>
+            <w:r>
+              <w:t xml:space="preserve">7e-06</w:t>
             </w:r>
           </w:p>
         </w:tc>
@@ -1169,55 +1199,55 @@
               <w:jc w:val="left"/>
             </w:pPr>
             <w:r>
-              <w:t xml:space="preserve">-2.3</w:t>
-            </w:r>
-          </w:p>
-        </w:tc>
-        <w:tc>
-          <w:tcPr/>
-          <w:p>
-            <w:pPr>
-              <w:pStyle w:val="Compact"/>
-              <w:jc w:val="left"/>
-            </w:pPr>
-            <w:r>
-              <w:t xml:space="preserve">0.02</w:t>
-            </w:r>
-          </w:p>
-        </w:tc>
-        <w:tc>
-          <w:tcPr/>
-          <w:p>
-            <w:pPr>
-              <w:pStyle w:val="Compact"/>
-              <w:jc w:val="left"/>
-            </w:pPr>
-            <w:r>
-              <w:t xml:space="preserve">2.1e-05</w:t>
-            </w:r>
-          </w:p>
-        </w:tc>
-        <w:tc>
-          <w:tcPr/>
-          <w:p>
-            <w:pPr>
-              <w:pStyle w:val="Compact"/>
-              <w:jc w:val="left"/>
-            </w:pPr>
-            <w:r>
-              <w:t xml:space="preserve">(-0.00027, 0.00031)</w:t>
-            </w:r>
-          </w:p>
-        </w:tc>
-        <w:tc>
-          <w:tcPr/>
-          <w:p>
-            <w:pPr>
-              <w:pStyle w:val="Compact"/>
-              <w:jc w:val="left"/>
-            </w:pPr>
-            <w:r>
-              <w:t xml:space="preserve">0.14</w:t>
+              <w:t xml:space="preserve">-1.1</w:t>
+            </w:r>
+          </w:p>
+        </w:tc>
+        <w:tc>
+          <w:tcPr/>
+          <w:p>
+            <w:pPr>
+              <w:pStyle w:val="Compact"/>
+              <w:jc w:val="left"/>
+            </w:pPr>
+            <w:r>
+              <w:t xml:space="preserve">0.3</w:t>
+            </w:r>
+          </w:p>
+        </w:tc>
+        <w:tc>
+          <w:tcPr/>
+          <w:p>
+            <w:pPr>
+              <w:pStyle w:val="Compact"/>
+              <w:jc w:val="left"/>
+            </w:pPr>
+            <w:r>
+              <w:t xml:space="preserve">1.2e-05</w:t>
+            </w:r>
+          </w:p>
+        </w:tc>
+        <w:tc>
+          <w:tcPr/>
+          <w:p>
+            <w:pPr>
+              <w:pStyle w:val="Compact"/>
+              <w:jc w:val="left"/>
+            </w:pPr>
+            <w:r>
+              <w:t xml:space="preserve">(-0.00025, 0.00027)</w:t>
+            </w:r>
+          </w:p>
+        </w:tc>
+        <w:tc>
+          <w:tcPr/>
+          <w:p>
+            <w:pPr>
+              <w:pStyle w:val="Compact"/>
+              <w:jc w:val="left"/>
+            </w:pPr>
+            <w:r>
+              <w:t xml:space="preserve">0.097</w:t>
             </w:r>
           </w:p>
         </w:tc>
@@ -1241,43 +1271,43 @@
               <w:jc w:val="left"/>
             </w:pPr>
             <w:r>
-              <w:t xml:space="preserve">1.2e-05</w:t>
-            </w:r>
-          </w:p>
-        </w:tc>
-        <w:tc>
-          <w:tcPr/>
-          <w:p>
-            <w:pPr>
-              <w:pStyle w:val="Compact"/>
-              <w:jc w:val="left"/>
-            </w:pPr>
-            <w:r>
-              <w:t xml:space="preserve">(-0.00022, 0.00024)</w:t>
-            </w:r>
-          </w:p>
-        </w:tc>
-        <w:tc>
-          <w:tcPr/>
-          <w:p>
-            <w:pPr>
-              <w:pStyle w:val="Compact"/>
-              <w:jc w:val="left"/>
-            </w:pPr>
-            <w:r>
-              <w:t xml:space="preserve">0.11</w:t>
-            </w:r>
-          </w:p>
-        </w:tc>
-        <w:tc>
-          <w:tcPr/>
-          <w:p>
-            <w:pPr>
-              <w:pStyle w:val="Compact"/>
-              <w:jc w:val="left"/>
-            </w:pPr>
-            <w:r>
-              <w:t xml:space="preserve">0.9</w:t>
+              <w:t xml:space="preserve">2.8e-06</w:t>
+            </w:r>
+          </w:p>
+        </w:tc>
+        <w:tc>
+          <w:tcPr/>
+          <w:p>
+            <w:pPr>
+              <w:pStyle w:val="Compact"/>
+              <w:jc w:val="left"/>
+            </w:pPr>
+            <w:r>
+              <w:t xml:space="preserve">(-0.00021, 0.00021)</w:t>
+            </w:r>
+          </w:p>
+        </w:tc>
+        <w:tc>
+          <w:tcPr/>
+          <w:p>
+            <w:pPr>
+              <w:pStyle w:val="Compact"/>
+              <w:jc w:val="left"/>
+            </w:pPr>
+            <w:r>
+              <w:t xml:space="preserve">0.027</w:t>
+            </w:r>
+          </w:p>
+        </w:tc>
+        <w:tc>
+          <w:tcPr/>
+          <w:p>
+            <w:pPr>
+              <w:pStyle w:val="Compact"/>
+              <w:jc w:val="left"/>
+            </w:pPr>
+            <w:r>
+              <w:t xml:space="preserve">1</w:t>
             </w:r>
           </w:p>
         </w:tc>
@@ -1303,6 +1333,78 @@
               <w:jc w:val="left"/>
             </w:pPr>
             <w:r>
+              <w:t xml:space="preserve">0.48</w:t>
+            </w:r>
+          </w:p>
+        </w:tc>
+        <w:tc>
+          <w:tcPr/>
+          <w:p>
+            <w:pPr>
+              <w:pStyle w:val="Compact"/>
+              <w:jc w:val="left"/>
+            </w:pPr>
+            <w:r>
+              <w:t xml:space="preserve">(0.031, 6.7)</w:t>
+            </w:r>
+          </w:p>
+        </w:tc>
+        <w:tc>
+          <w:tcPr/>
+          <w:p>
+            <w:pPr>
+              <w:pStyle w:val="Compact"/>
+              <w:jc w:val="left"/>
+            </w:pPr>
+            <w:r>
+              <w:t xml:space="preserve">-0.61</w:t>
+            </w:r>
+          </w:p>
+        </w:tc>
+        <w:tc>
+          <w:tcPr/>
+          <w:p>
+            <w:pPr>
+              <w:pStyle w:val="Compact"/>
+              <w:jc w:val="left"/>
+            </w:pPr>
+            <w:r>
+              <w:t xml:space="preserve">0.5</w:t>
+            </w:r>
+          </w:p>
+        </w:tc>
+        <w:tc>
+          <w:tcPr/>
+          <w:p>
+            <w:pPr>
+              <w:pStyle w:val="Compact"/>
+              <w:jc w:val="left"/>
+            </w:pPr>
+            <w:r>
+              <w:t xml:space="preserve">2.9</w:t>
+            </w:r>
+          </w:p>
+        </w:tc>
+        <w:tc>
+          <w:tcPr/>
+          <w:p>
+            <w:pPr>
+              <w:pStyle w:val="Compact"/>
+              <w:jc w:val="left"/>
+            </w:pPr>
+            <w:r>
+              <w:t xml:space="preserve">(-0.12, 5.9)</w:t>
+            </w:r>
+          </w:p>
+        </w:tc>
+        <w:tc>
+          <w:tcPr/>
+          <w:p>
+            <w:pPr>
+              <w:pStyle w:val="Compact"/>
+              <w:jc w:val="left"/>
+            </w:pPr>
+            <w:r>
               <w:t xml:space="preserve">1.9</w:t>
             </w:r>
           </w:p>
@@ -1315,78 +1417,6 @@
               <w:jc w:val="left"/>
             </w:pPr>
             <w:r>
-              <w:t xml:space="preserve">(0.52, 7.1)</w:t>
-            </w:r>
-          </w:p>
-        </w:tc>
-        <w:tc>
-          <w:tcPr/>
-          <w:p>
-            <w:pPr>
-              <w:pStyle w:val="Compact"/>
-              <w:jc w:val="left"/>
-            </w:pPr>
-            <w:r>
-              <w:t xml:space="preserve">0.98</w:t>
-            </w:r>
-          </w:p>
-        </w:tc>
-        <w:tc>
-          <w:tcPr/>
-          <w:p>
-            <w:pPr>
-              <w:pStyle w:val="Compact"/>
-              <w:jc w:val="left"/>
-            </w:pPr>
-            <w:r>
-              <w:t xml:space="preserve">0.3</w:t>
-            </w:r>
-          </w:p>
-        </w:tc>
-        <w:tc>
-          <w:tcPr/>
-          <w:p>
-            <w:pPr>
-              <w:pStyle w:val="Compact"/>
-              <w:jc w:val="left"/>
-            </w:pPr>
-            <w:r>
-              <w:t xml:space="preserve">3.6</w:t>
-            </w:r>
-          </w:p>
-        </w:tc>
-        <w:tc>
-          <w:tcPr/>
-          <w:p>
-            <w:pPr>
-              <w:pStyle w:val="Compact"/>
-              <w:jc w:val="left"/>
-            </w:pPr>
-            <w:r>
-              <w:t xml:space="preserve">(-0.18, 7.5)</w:t>
-            </w:r>
-          </w:p>
-        </w:tc>
-        <w:tc>
-          <w:tcPr/>
-          <w:p>
-            <w:pPr>
-              <w:pStyle w:val="Compact"/>
-              <w:jc w:val="left"/>
-            </w:pPr>
-            <w:r>
-              <w:t xml:space="preserve">1.9</w:t>
-            </w:r>
-          </w:p>
-        </w:tc>
-        <w:tc>
-          <w:tcPr/>
-          <w:p>
-            <w:pPr>
-              <w:pStyle w:val="Compact"/>
-              <w:jc w:val="left"/>
-            </w:pPr>
-            <w:r>
               <w:t xml:space="preserve">0.06</w:t>
             </w:r>
           </w:p>
@@ -1399,43 +1429,43 @@
               <w:jc w:val="left"/>
             </w:pPr>
             <w:r>
-              <w:t xml:space="preserve">3.2</w:t>
-            </w:r>
-          </w:p>
-        </w:tc>
-        <w:tc>
-          <w:tcPr/>
-          <w:p>
-            <w:pPr>
-              <w:pStyle w:val="Compact"/>
-              <w:jc w:val="left"/>
-            </w:pPr>
-            <w:r>
-              <w:t xml:space="preserve">(0.23, 6.2)</w:t>
-            </w:r>
-          </w:p>
-        </w:tc>
-        <w:tc>
-          <w:tcPr/>
-          <w:p>
-            <w:pPr>
-              <w:pStyle w:val="Compact"/>
-              <w:jc w:val="left"/>
-            </w:pPr>
-            <w:r>
-              <w:t xml:space="preserve">2.2</w:t>
-            </w:r>
-          </w:p>
-        </w:tc>
-        <w:tc>
-          <w:tcPr/>
-          <w:p>
-            <w:pPr>
-              <w:pStyle w:val="Compact"/>
-              <w:jc w:val="left"/>
-            </w:pPr>
-            <w:r>
-              <w:t xml:space="preserve">0.04</w:t>
+              <w:t xml:space="preserve">2.4</w:t>
+            </w:r>
+          </w:p>
+        </w:tc>
+        <w:tc>
+          <w:tcPr/>
+          <w:p>
+            <w:pPr>
+              <w:pStyle w:val="Compact"/>
+              <w:jc w:val="left"/>
+            </w:pPr>
+            <w:r>
+              <w:t xml:space="preserve">(-0.073, 4.8)</w:t>
+            </w:r>
+          </w:p>
+        </w:tc>
+        <w:tc>
+          <w:tcPr/>
+          <w:p>
+            <w:pPr>
+              <w:pStyle w:val="Compact"/>
+              <w:jc w:val="left"/>
+            </w:pPr>
+            <w:r>
+              <w:t xml:space="preserve">2</w:t>
+            </w:r>
+          </w:p>
+        </w:tc>
+        <w:tc>
+          <w:tcPr/>
+          <w:p>
+            <w:pPr>
+              <w:pStyle w:val="Compact"/>
+              <w:jc w:val="left"/>
+            </w:pPr>
+            <w:r>
+              <w:t xml:space="preserve">0.06</w:t>
             </w:r>
           </w:p>
         </w:tc>
@@ -1461,7 +1491,7 @@
               <w:jc w:val="left"/>
             </w:pPr>
             <w:r>
-              <w:t xml:space="preserve">0.28</w:t>
+              <w:t xml:space="preserve">0.61</w:t>
             </w:r>
           </w:p>
         </w:tc>
@@ -1607,43 +1637,43 @@
               <w:jc w:val="left"/>
             </w:pPr>
             <w:r>
-              <w:t xml:space="preserve">0.584</w:t>
-            </w:r>
-          </w:p>
-        </w:tc>
-        <w:tc>
-          <w:tcPr/>
-          <w:p>
-            <w:pPr>
-              <w:pStyle w:val="Compact"/>
-            </w:pPr>
-          </w:p>
-        </w:tc>
-        <w:tc>
-          <w:tcPr/>
-          <w:p>
-            <w:pPr>
-              <w:pStyle w:val="Compact"/>
-            </w:pPr>
-          </w:p>
-        </w:tc>
-        <w:tc>
-          <w:tcPr/>
-          <w:p>
-            <w:pPr>
-              <w:pStyle w:val="Compact"/>
-            </w:pPr>
-          </w:p>
-        </w:tc>
-        <w:tc>
-          <w:tcPr/>
-          <w:p>
-            <w:pPr>
-              <w:pStyle w:val="Compact"/>
-              <w:jc w:val="left"/>
-            </w:pPr>
-            <w:r>
-              <w:t xml:space="preserve">0.580</w:t>
+              <w:t xml:space="preserve">0.667</w:t>
+            </w:r>
+          </w:p>
+        </w:tc>
+        <w:tc>
+          <w:tcPr/>
+          <w:p>
+            <w:pPr>
+              <w:pStyle w:val="Compact"/>
+            </w:pPr>
+          </w:p>
+        </w:tc>
+        <w:tc>
+          <w:tcPr/>
+          <w:p>
+            <w:pPr>
+              <w:pStyle w:val="Compact"/>
+            </w:pPr>
+          </w:p>
+        </w:tc>
+        <w:tc>
+          <w:tcPr/>
+          <w:p>
+            <w:pPr>
+              <w:pStyle w:val="Compact"/>
+            </w:pPr>
+          </w:p>
+        </w:tc>
+        <w:tc>
+          <w:tcPr/>
+          <w:p>
+            <w:pPr>
+              <w:pStyle w:val="Compact"/>
+              <w:jc w:val="left"/>
+            </w:pPr>
+            <w:r>
+              <w:t xml:space="preserve">0.660</w:t>
             </w:r>
           </w:p>
         </w:tc>
@@ -1811,23 +1841,23 @@
     <w:tbl>
       <w:tblPr>
         <w:tblStyle w:val="Table"/>
-        <w:tblW w:type="pct" w:w="4753"/>
+        <w:tblW w:type="pct" w:w="4759"/>
         <w:tblLook w:firstRow="1" w:lastRow="0" w:firstColumn="0" w:lastColumn="0" w:noHBand="0" w:noVBand="0" w:val="0020"/>
       </w:tblPr>
       <w:tblGrid>
-        <w:gridCol w:w="1953"/>
-        <w:gridCol w:w="248"/>
-        <w:gridCol w:w="497"/>
-        <w:gridCol w:w="497"/>
-        <w:gridCol w:w="355"/>
-        <w:gridCol w:w="390"/>
-        <w:gridCol w:w="710"/>
-        <w:gridCol w:w="497"/>
-        <w:gridCol w:w="355"/>
-        <w:gridCol w:w="390"/>
-        <w:gridCol w:w="781"/>
-        <w:gridCol w:w="497"/>
-        <w:gridCol w:w="355"/>
+        <w:gridCol w:w="1910"/>
+        <w:gridCol w:w="277"/>
+        <w:gridCol w:w="625"/>
+        <w:gridCol w:w="486"/>
+        <w:gridCol w:w="347"/>
+        <w:gridCol w:w="382"/>
+        <w:gridCol w:w="764"/>
+        <w:gridCol w:w="486"/>
+        <w:gridCol w:w="347"/>
+        <w:gridCol w:w="382"/>
+        <w:gridCol w:w="694"/>
+        <w:gridCol w:w="486"/>
+        <w:gridCol w:w="347"/>
       </w:tblGrid>
       <w:tr>
         <w:trPr>
@@ -2062,43 +2092,43 @@
               <w:jc w:val="left"/>
             </w:pPr>
             <w:r>
-              <w:t xml:space="preserve">23</w:t>
-            </w:r>
-          </w:p>
-        </w:tc>
-        <w:tc>
-          <w:tcPr/>
-          <w:p>
-            <w:pPr>
-              <w:pStyle w:val="Compact"/>
-              <w:jc w:val="left"/>
-            </w:pPr>
-            <w:r>
-              <w:t xml:space="preserve">(11, 49)</w:t>
-            </w:r>
-          </w:p>
-        </w:tc>
-        <w:tc>
-          <w:tcPr/>
-          <w:p>
-            <w:pPr>
-              <w:pStyle w:val="Compact"/>
-              <w:jc w:val="left"/>
-            </w:pPr>
-            <w:r>
-              <w:t xml:space="preserve">8.2</w:t>
-            </w:r>
-          </w:p>
-        </w:tc>
-        <w:tc>
-          <w:tcPr/>
-          <w:p>
-            <w:pPr>
-              <w:pStyle w:val="Compact"/>
-              <w:jc w:val="left"/>
-            </w:pPr>
-            <w:r>
-              <w:t xml:space="preserve">2e-16</w:t>
+              <w:t xml:space="preserve">19</w:t>
+            </w:r>
+          </w:p>
+        </w:tc>
+        <w:tc>
+          <w:tcPr/>
+          <w:p>
+            <w:pPr>
+              <w:pStyle w:val="Compact"/>
+              <w:jc w:val="left"/>
+            </w:pPr>
+            <w:r>
+              <w:t xml:space="preserve">(3.9, 110)</w:t>
+            </w:r>
+          </w:p>
+        </w:tc>
+        <w:tc>
+          <w:tcPr/>
+          <w:p>
+            <w:pPr>
+              <w:pStyle w:val="Compact"/>
+              <w:jc w:val="left"/>
+            </w:pPr>
+            <w:r>
+              <w:t xml:space="preserve">3.5</w:t>
+            </w:r>
+          </w:p>
+        </w:tc>
+        <w:tc>
+          <w:tcPr/>
+          <w:p>
+            <w:pPr>
+              <w:pStyle w:val="Compact"/>
+              <w:jc w:val="left"/>
+            </w:pPr>
+            <w:r>
+              <w:t xml:space="preserve">5e-04</w:t>
             </w:r>
           </w:p>
         </w:tc>
@@ -2122,31 +2152,31 @@
               <w:jc w:val="left"/>
             </w:pPr>
             <w:r>
-              <w:t xml:space="preserve">(0.081, 5.8)</w:t>
-            </w:r>
-          </w:p>
-        </w:tc>
-        <w:tc>
-          <w:tcPr/>
-          <w:p>
-            <w:pPr>
-              <w:pStyle w:val="Compact"/>
-              <w:jc w:val="left"/>
-            </w:pPr>
-            <w:r>
-              <w:t xml:space="preserve">2.1</w:t>
-            </w:r>
-          </w:p>
-        </w:tc>
-        <w:tc>
-          <w:tcPr/>
-          <w:p>
-            <w:pPr>
-              <w:pStyle w:val="Compact"/>
-              <w:jc w:val="left"/>
-            </w:pPr>
-            <w:r>
-              <w:t xml:space="preserve">0.04</w:t>
+              <w:t xml:space="preserve">(0.36, 5.5)</w:t>
+            </w:r>
+          </w:p>
+        </w:tc>
+        <w:tc>
+          <w:tcPr/>
+          <w:p>
+            <w:pPr>
+              <w:pStyle w:val="Compact"/>
+              <w:jc w:val="left"/>
+            </w:pPr>
+            <w:r>
+              <w:t xml:space="preserve">2.3</w:t>
+            </w:r>
+          </w:p>
+        </w:tc>
+        <w:tc>
+          <w:tcPr/>
+          <w:p>
+            <w:pPr>
+              <w:pStyle w:val="Compact"/>
+              <w:jc w:val="left"/>
+            </w:pPr>
+            <w:r>
+              <w:t xml:space="preserve">0.03</w:t>
             </w:r>
           </w:p>
         </w:tc>
@@ -2170,31 +2200,31 @@
               <w:jc w:val="left"/>
             </w:pPr>
             <w:r>
-              <w:t xml:space="preserve">(0.12, 4.7)</w:t>
-            </w:r>
-          </w:p>
-        </w:tc>
-        <w:tc>
-          <w:tcPr/>
-          <w:p>
-            <w:pPr>
-              <w:pStyle w:val="Compact"/>
-              <w:jc w:val="left"/>
-            </w:pPr>
-            <w:r>
-              <w:t xml:space="preserve">2.2</w:t>
-            </w:r>
-          </w:p>
-        </w:tc>
-        <w:tc>
-          <w:tcPr/>
-          <w:p>
-            <w:pPr>
-              <w:pStyle w:val="Compact"/>
-              <w:jc w:val="left"/>
-            </w:pPr>
-            <w:r>
-              <w:t xml:space="preserve">0.04</w:t>
+              <w:t xml:space="preserve">(0.31, 4.5)</w:t>
+            </w:r>
+          </w:p>
+        </w:tc>
+        <w:tc>
+          <w:tcPr/>
+          <w:p>
+            <w:pPr>
+              <w:pStyle w:val="Compact"/>
+              <w:jc w:val="left"/>
+            </w:pPr>
+            <w:r>
+              <w:t xml:space="preserve">2.3</w:t>
+            </w:r>
+          </w:p>
+        </w:tc>
+        <w:tc>
+          <w:tcPr/>
+          <w:p>
+            <w:pPr>
+              <w:pStyle w:val="Compact"/>
+              <w:jc w:val="left"/>
+            </w:pPr>
+            <w:r>
+              <w:t xml:space="preserve">0.03</w:t>
             </w:r>
           </w:p>
         </w:tc>
@@ -2232,31 +2262,31 @@
               <w:jc w:val="left"/>
             </w:pPr>
             <w:r>
-              <w:t xml:space="preserve">(0.99, 1.1)</w:t>
-            </w:r>
-          </w:p>
-        </w:tc>
-        <w:tc>
-          <w:tcPr/>
-          <w:p>
-            <w:pPr>
-              <w:pStyle w:val="Compact"/>
-              <w:jc w:val="left"/>
-            </w:pPr>
-            <w:r>
-              <w:t xml:space="preserve">1.3</w:t>
-            </w:r>
-          </w:p>
-        </w:tc>
-        <w:tc>
-          <w:tcPr/>
-          <w:p>
-            <w:pPr>
-              <w:pStyle w:val="Compact"/>
-              <w:jc w:val="left"/>
-            </w:pPr>
-            <w:r>
-              <w:t xml:space="preserve">0.2</w:t>
+              <w:t xml:space="preserve">(0.95, 1.1)</w:t>
+            </w:r>
+          </w:p>
+        </w:tc>
+        <w:tc>
+          <w:tcPr/>
+          <w:p>
+            <w:pPr>
+              <w:pStyle w:val="Compact"/>
+              <w:jc w:val="left"/>
+            </w:pPr>
+            <w:r>
+              <w:t xml:space="preserve">0.46</w:t>
+            </w:r>
+          </w:p>
+        </w:tc>
+        <w:tc>
+          <w:tcPr/>
+          <w:p>
+            <w:pPr>
+              <w:pStyle w:val="Compact"/>
+              <w:jc w:val="left"/>
+            </w:pPr>
+            <w:r>
+              <w:t xml:space="preserve">0.6</w:t>
             </w:r>
           </w:p>
         </w:tc>
@@ -2280,19 +2310,67 @@
               <w:jc w:val="left"/>
             </w:pPr>
             <w:r>
-              <w:t xml:space="preserve">(0.035, 0.29)</w:t>
-            </w:r>
-          </w:p>
-        </w:tc>
-        <w:tc>
-          <w:tcPr/>
-          <w:p>
-            <w:pPr>
-              <w:pStyle w:val="Compact"/>
-              <w:jc w:val="left"/>
-            </w:pPr>
-            <w:r>
-              <w:t xml:space="preserve">2.6</w:t>
+              <w:t xml:space="preserve">(0.045, 0.28)</w:t>
+            </w:r>
+          </w:p>
+        </w:tc>
+        <w:tc>
+          <w:tcPr/>
+          <w:p>
+            <w:pPr>
+              <w:pStyle w:val="Compact"/>
+              <w:jc w:val="left"/>
+            </w:pPr>
+            <w:r>
+              <w:t xml:space="preserve">2.8</w:t>
+            </w:r>
+          </w:p>
+        </w:tc>
+        <w:tc>
+          <w:tcPr/>
+          <w:p>
+            <w:pPr>
+              <w:pStyle w:val="Compact"/>
+              <w:jc w:val="left"/>
+            </w:pPr>
+            <w:r>
+              <w:t xml:space="preserve">0.008</w:t>
+            </w:r>
+          </w:p>
+        </w:tc>
+        <w:tc>
+          <w:tcPr/>
+          <w:p>
+            <w:pPr>
+              <w:pStyle w:val="Compact"/>
+              <w:jc w:val="left"/>
+            </w:pPr>
+            <w:r>
+              <w:t xml:space="preserve">0.12</w:t>
+            </w:r>
+          </w:p>
+        </w:tc>
+        <w:tc>
+          <w:tcPr/>
+          <w:p>
+            <w:pPr>
+              <w:pStyle w:val="Compact"/>
+              <w:jc w:val="left"/>
+            </w:pPr>
+            <w:r>
+              <w:t xml:space="preserve">(0.029, 0.22)</w:t>
+            </w:r>
+          </w:p>
+        </w:tc>
+        <w:tc>
+          <w:tcPr/>
+          <w:p>
+            <w:pPr>
+              <w:pStyle w:val="Compact"/>
+              <w:jc w:val="left"/>
+            </w:pPr>
+            <w:r>
+              <w:t xml:space="preserve">2.7</w:t>
             </w:r>
           </w:p>
         </w:tc>
@@ -2305,54 +2383,6 @@
             </w:pPr>
             <w:r>
               <w:t xml:space="preserve">0.01</w:t>
-            </w:r>
-          </w:p>
-        </w:tc>
-        <w:tc>
-          <w:tcPr/>
-          <w:p>
-            <w:pPr>
-              <w:pStyle w:val="Compact"/>
-              <w:jc w:val="left"/>
-            </w:pPr>
-            <w:r>
-              <w:t xml:space="preserve">0.12</w:t>
-            </w:r>
-          </w:p>
-        </w:tc>
-        <w:tc>
-          <w:tcPr/>
-          <w:p>
-            <w:pPr>
-              <w:pStyle w:val="Compact"/>
-              <w:jc w:val="left"/>
-            </w:pPr>
-            <w:r>
-              <w:t xml:space="preserve">(0.023, 0.22)</w:t>
-            </w:r>
-          </w:p>
-        </w:tc>
-        <w:tc>
-          <w:tcPr/>
-          <w:p>
-            <w:pPr>
-              <w:pStyle w:val="Compact"/>
-              <w:jc w:val="left"/>
-            </w:pPr>
-            <w:r>
-              <w:t xml:space="preserve">2.5</w:t>
-            </w:r>
-          </w:p>
-        </w:tc>
-        <w:tc>
-          <w:tcPr/>
-          <w:p>
-            <w:pPr>
-              <w:pStyle w:val="Compact"/>
-              <w:jc w:val="left"/>
-            </w:pPr>
-            <w:r>
-              <w:t xml:space="preserve">0.02</w:t>
             </w:r>
           </w:p>
         </w:tc>
@@ -2390,31 +2420,31 @@
               <w:jc w:val="left"/>
             </w:pPr>
             <w:r>
-              <w:t xml:space="preserve">(1, 1.1)</w:t>
-            </w:r>
-          </w:p>
-        </w:tc>
-        <w:tc>
-          <w:tcPr/>
-          <w:p>
-            <w:pPr>
-              <w:pStyle w:val="Compact"/>
-              <w:jc w:val="left"/>
-            </w:pPr>
-            <w:r>
-              <w:t xml:space="preserve">3.7</w:t>
-            </w:r>
-          </w:p>
-        </w:tc>
-        <w:tc>
-          <w:tcPr/>
-          <w:p>
-            <w:pPr>
-              <w:pStyle w:val="Compact"/>
-              <w:jc w:val="left"/>
-            </w:pPr>
-            <w:r>
-              <w:t xml:space="preserve">2e-04</w:t>
+              <w:t xml:space="preserve">(0.99, 1.2)</w:t>
+            </w:r>
+          </w:p>
+        </w:tc>
+        <w:tc>
+          <w:tcPr/>
+          <w:p>
+            <w:pPr>
+              <w:pStyle w:val="Compact"/>
+              <w:jc w:val="left"/>
+            </w:pPr>
+            <w:r>
+              <w:t xml:space="preserve">1.6</w:t>
+            </w:r>
+          </w:p>
+        </w:tc>
+        <w:tc>
+          <w:tcPr/>
+          <w:p>
+            <w:pPr>
+              <w:pStyle w:val="Compact"/>
+              <w:jc w:val="left"/>
+            </w:pPr>
+            <w:r>
+              <w:t xml:space="preserve">0.1</w:t>
             </w:r>
           </w:p>
         </w:tc>
@@ -2438,31 +2468,31 @@
               <w:jc w:val="left"/>
             </w:pPr>
             <w:r>
-              <w:t xml:space="preserve">(-0.32, -0.059)</w:t>
-            </w:r>
-          </w:p>
-        </w:tc>
-        <w:tc>
-          <w:tcPr/>
-          <w:p>
-            <w:pPr>
-              <w:pStyle w:val="Compact"/>
-              <w:jc w:val="left"/>
-            </w:pPr>
-            <w:r>
-              <w:t xml:space="preserve">-3</w:t>
-            </w:r>
-          </w:p>
-        </w:tc>
-        <w:tc>
-          <w:tcPr/>
-          <w:p>
-            <w:pPr>
-              <w:pStyle w:val="Compact"/>
-              <w:jc w:val="left"/>
-            </w:pPr>
-            <w:r>
-              <w:t xml:space="preserve">0.006</w:t>
+              <w:t xml:space="preserve">(-0.31, -0.069)</w:t>
+            </w:r>
+          </w:p>
+        </w:tc>
+        <w:tc>
+          <w:tcPr/>
+          <w:p>
+            <w:pPr>
+              <w:pStyle w:val="Compact"/>
+              <w:jc w:val="left"/>
+            </w:pPr>
+            <w:r>
+              <w:t xml:space="preserve">-3.2</w:t>
+            </w:r>
+          </w:p>
+        </w:tc>
+        <w:tc>
+          <w:tcPr/>
+          <w:p>
+            <w:pPr>
+              <w:pStyle w:val="Compact"/>
+              <w:jc w:val="left"/>
+            </w:pPr>
+            <w:r>
+              <w:t xml:space="preserve">0.003</w:t>
             </w:r>
           </w:p>
         </w:tc>
@@ -2486,31 +2516,31 @@
               <w:jc w:val="left"/>
             </w:pPr>
             <w:r>
-              <w:t xml:space="preserve">(-0.24, -0.033)</w:t>
-            </w:r>
-          </w:p>
-        </w:tc>
-        <w:tc>
-          <w:tcPr/>
-          <w:p>
-            <w:pPr>
-              <w:pStyle w:val="Compact"/>
-              <w:jc w:val="left"/>
-            </w:pPr>
-            <w:r>
-              <w:t xml:space="preserve">-2.7</w:t>
-            </w:r>
-          </w:p>
-        </w:tc>
-        <w:tc>
-          <w:tcPr/>
-          <w:p>
-            <w:pPr>
-              <w:pStyle w:val="Compact"/>
-              <w:jc w:val="left"/>
-            </w:pPr>
-            <w:r>
-              <w:t xml:space="preserve">0.01</w:t>
+              <w:t xml:space="preserve">(-0.23, -0.04)</w:t>
+            </w:r>
+          </w:p>
+        </w:tc>
+        <w:tc>
+          <w:tcPr/>
+          <w:p>
+            <w:pPr>
+              <w:pStyle w:val="Compact"/>
+              <w:jc w:val="left"/>
+            </w:pPr>
+            <w:r>
+              <w:t xml:space="preserve">-2.9</w:t>
+            </w:r>
+          </w:p>
+        </w:tc>
+        <w:tc>
+          <w:tcPr/>
+          <w:p>
+            <w:pPr>
+              <w:pStyle w:val="Compact"/>
+              <w:jc w:val="left"/>
+            </w:pPr>
+            <w:r>
+              <w:t xml:space="preserve">0.007</w:t>
             </w:r>
           </w:p>
         </w:tc>
@@ -2560,67 +2590,19 @@
               <w:jc w:val="left"/>
             </w:pPr>
             <w:r>
-              <w:t xml:space="preserve">-2.4</w:t>
-            </w:r>
-          </w:p>
-        </w:tc>
-        <w:tc>
-          <w:tcPr/>
-          <w:p>
-            <w:pPr>
-              <w:pStyle w:val="Compact"/>
-              <w:jc w:val="left"/>
-            </w:pPr>
-            <w:r>
-              <w:t xml:space="preserve">0.02</w:t>
-            </w:r>
-          </w:p>
-        </w:tc>
-        <w:tc>
-          <w:tcPr/>
-          <w:p>
-            <w:pPr>
-              <w:pStyle w:val="Compact"/>
-              <w:jc w:val="left"/>
-            </w:pPr>
-            <w:r>
-              <w:t xml:space="preserve">-6.3e-06</w:t>
-            </w:r>
-          </w:p>
-        </w:tc>
-        <w:tc>
-          <w:tcPr/>
-          <w:p>
-            <w:pPr>
-              <w:pStyle w:val="Compact"/>
-              <w:jc w:val="left"/>
-            </w:pPr>
-            <w:r>
-              <w:t xml:space="preserve">(-0.00031, 3e-04)</w:t>
-            </w:r>
-          </w:p>
-        </w:tc>
-        <w:tc>
-          <w:tcPr/>
-          <w:p>
-            <w:pPr>
-              <w:pStyle w:val="Compact"/>
-              <w:jc w:val="left"/>
-            </w:pPr>
-            <w:r>
-              <w:t xml:space="preserve">-0.043</w:t>
-            </w:r>
-          </w:p>
-        </w:tc>
-        <w:tc>
-          <w:tcPr/>
-          <w:p>
-            <w:pPr>
-              <w:pStyle w:val="Compact"/>
-              <w:jc w:val="left"/>
-            </w:pPr>
-            <w:r>
-              <w:t xml:space="preserve">1</w:t>
+              <w:t xml:space="preserve">-0.62</w:t>
+            </w:r>
+          </w:p>
+        </w:tc>
+        <w:tc>
+          <w:tcPr/>
+          <w:p>
+            <w:pPr>
+              <w:pStyle w:val="Compact"/>
+              <w:jc w:val="left"/>
+            </w:pPr>
+            <w:r>
+              <w:t xml:space="preserve">0.5</w:t>
             </w:r>
           </w:p>
         </w:tc>
@@ -2644,19 +2626,67 @@
               <w:jc w:val="left"/>
             </w:pPr>
             <w:r>
-              <w:t xml:space="preserve">(-0.00026, 0.00023)</w:t>
-            </w:r>
-          </w:p>
-        </w:tc>
-        <w:tc>
-          <w:tcPr/>
-          <w:p>
-            <w:pPr>
-              <w:pStyle w:val="Compact"/>
-              <w:jc w:val="left"/>
-            </w:pPr>
-            <w:r>
-              <w:t xml:space="preserve">-0.11</w:t>
+              <w:t xml:space="preserve">(-0.00028, 0.00025)</w:t>
+            </w:r>
+          </w:p>
+        </w:tc>
+        <w:tc>
+          <w:tcPr/>
+          <w:p>
+            <w:pPr>
+              <w:pStyle w:val="Compact"/>
+              <w:jc w:val="left"/>
+            </w:pPr>
+            <w:r>
+              <w:t xml:space="preserve">-0.1</w:t>
+            </w:r>
+          </w:p>
+        </w:tc>
+        <w:tc>
+          <w:tcPr/>
+          <w:p>
+            <w:pPr>
+              <w:pStyle w:val="Compact"/>
+              <w:jc w:val="left"/>
+            </w:pPr>
+            <w:r>
+              <w:t xml:space="preserve">0.9</w:t>
+            </w:r>
+          </w:p>
+        </w:tc>
+        <w:tc>
+          <w:tcPr/>
+          <w:p>
+            <w:pPr>
+              <w:pStyle w:val="Compact"/>
+              <w:jc w:val="left"/>
+            </w:pPr>
+            <w:r>
+              <w:t xml:space="preserve">-1.8e-05</w:t>
+            </w:r>
+          </w:p>
+        </w:tc>
+        <w:tc>
+          <w:tcPr/>
+          <w:p>
+            <w:pPr>
+              <w:pStyle w:val="Compact"/>
+              <w:jc w:val="left"/>
+            </w:pPr>
+            <w:r>
+              <w:t xml:space="preserve">(-0.00023, 2e-04)</w:t>
+            </w:r>
+          </w:p>
+        </w:tc>
+        <w:tc>
+          <w:tcPr/>
+          <w:p>
+            <w:pPr>
+              <w:pStyle w:val="Compact"/>
+              <w:jc w:val="left"/>
+            </w:pPr>
+            <w:r>
+              <w:t xml:space="preserve">-0.17</w:t>
             </w:r>
           </w:p>
         </w:tc>
@@ -2694,139 +2724,139 @@
               <w:jc w:val="left"/>
             </w:pPr>
             <w:r>
-              <w:t xml:space="preserve">2.1</w:t>
-            </w:r>
-          </w:p>
-        </w:tc>
-        <w:tc>
-          <w:tcPr/>
-          <w:p>
-            <w:pPr>
-              <w:pStyle w:val="Compact"/>
-              <w:jc w:val="left"/>
-            </w:pPr>
-            <w:r>
-              <w:t xml:space="preserve">(0.46, 9.1)</w:t>
-            </w:r>
-          </w:p>
-        </w:tc>
-        <w:tc>
-          <w:tcPr/>
-          <w:p>
-            <w:pPr>
-              <w:pStyle w:val="Compact"/>
-              <w:jc w:val="left"/>
-            </w:pPr>
-            <w:r>
-              <w:t xml:space="preserve">0.89</w:t>
-            </w:r>
-          </w:p>
-        </w:tc>
-        <w:tc>
-          <w:tcPr/>
-          <w:p>
-            <w:pPr>
-              <w:pStyle w:val="Compact"/>
-              <w:jc w:val="left"/>
-            </w:pPr>
-            <w:r>
-              <w:t xml:space="preserve">0.4</w:t>
-            </w:r>
-          </w:p>
-        </w:tc>
-        <w:tc>
-          <w:tcPr/>
-          <w:p>
-            <w:pPr>
-              <w:pStyle w:val="Compact"/>
-              <w:jc w:val="left"/>
-            </w:pPr>
-            <w:r>
-              <w:t xml:space="preserve">-1</w:t>
-            </w:r>
-          </w:p>
-        </w:tc>
-        <w:tc>
-          <w:tcPr/>
-          <w:p>
-            <w:pPr>
-              <w:pStyle w:val="Compact"/>
-              <w:jc w:val="left"/>
-            </w:pPr>
-            <w:r>
-              <w:t xml:space="preserve">(-7.4, 5.3)</w:t>
-            </w:r>
-          </w:p>
-        </w:tc>
-        <w:tc>
-          <w:tcPr/>
-          <w:p>
-            <w:pPr>
-              <w:pStyle w:val="Compact"/>
-              <w:jc w:val="left"/>
-            </w:pPr>
-            <w:r>
-              <w:t xml:space="preserve">-0.33</w:t>
-            </w:r>
-          </w:p>
-        </w:tc>
-        <w:tc>
-          <w:tcPr/>
-          <w:p>
-            <w:pPr>
-              <w:pStyle w:val="Compact"/>
-              <w:jc w:val="left"/>
-            </w:pPr>
-            <w:r>
-              <w:t xml:space="preserve">0.7</w:t>
-            </w:r>
-          </w:p>
-        </w:tc>
-        <w:tc>
-          <w:tcPr/>
-          <w:p>
-            <w:pPr>
-              <w:pStyle w:val="Compact"/>
-              <w:jc w:val="left"/>
-            </w:pPr>
-            <w:r>
-              <w:t xml:space="preserve">-0.26</w:t>
-            </w:r>
-          </w:p>
-        </w:tc>
-        <w:tc>
-          <w:tcPr/>
-          <w:p>
-            <w:pPr>
-              <w:pStyle w:val="Compact"/>
-              <w:jc w:val="left"/>
-            </w:pPr>
-            <w:r>
-              <w:t xml:space="preserve">(-5.3, 4.8)</w:t>
-            </w:r>
-          </w:p>
-        </w:tc>
-        <w:tc>
-          <w:tcPr/>
-          <w:p>
-            <w:pPr>
-              <w:pStyle w:val="Compact"/>
-              <w:jc w:val="left"/>
-            </w:pPr>
-            <w:r>
-              <w:t xml:space="preserve">-0.1</w:t>
-            </w:r>
-          </w:p>
-        </w:tc>
-        <w:tc>
-          <w:tcPr/>
-          <w:p>
-            <w:pPr>
-              <w:pStyle w:val="Compact"/>
-              <w:jc w:val="left"/>
-            </w:pPr>
-            <w:r>
-              <w:t xml:space="preserve">0.9</w:t>
+              <w:t xml:space="preserve">0.019</w:t>
+            </w:r>
+          </w:p>
+        </w:tc>
+        <w:tc>
+          <w:tcPr/>
+          <w:p>
+            <w:pPr>
+              <w:pStyle w:val="Compact"/>
+              <w:jc w:val="left"/>
+            </w:pPr>
+            <w:r>
+              <w:t xml:space="preserve">(0.00088, 0.35)</w:t>
+            </w:r>
+          </w:p>
+        </w:tc>
+        <w:tc>
+          <w:tcPr/>
+          <w:p>
+            <w:pPr>
+              <w:pStyle w:val="Compact"/>
+              <w:jc w:val="left"/>
+            </w:pPr>
+            <w:r>
+              <w:t xml:space="preserve">-3.2</w:t>
+            </w:r>
+          </w:p>
+        </w:tc>
+        <w:tc>
+          <w:tcPr/>
+          <w:p>
+            <w:pPr>
+              <w:pStyle w:val="Compact"/>
+              <w:jc w:val="left"/>
+            </w:pPr>
+            <w:r>
+              <w:t xml:space="preserve">0.001</w:t>
+            </w:r>
+          </w:p>
+        </w:tc>
+        <w:tc>
+          <w:tcPr/>
+          <w:p>
+            <w:pPr>
+              <w:pStyle w:val="Compact"/>
+              <w:jc w:val="left"/>
+            </w:pPr>
+            <w:r>
+              <w:t xml:space="preserve">-3.7</w:t>
+            </w:r>
+          </w:p>
+        </w:tc>
+        <w:tc>
+          <w:tcPr/>
+          <w:p>
+            <w:pPr>
+              <w:pStyle w:val="Compact"/>
+              <w:jc w:val="left"/>
+            </w:pPr>
+            <w:r>
+              <w:t xml:space="preserve">(-7.1, -0.3)</w:t>
+            </w:r>
+          </w:p>
+        </w:tc>
+        <w:tc>
+          <w:tcPr/>
+          <w:p>
+            <w:pPr>
+              <w:pStyle w:val="Compact"/>
+              <w:jc w:val="left"/>
+            </w:pPr>
+            <w:r>
+              <w:t xml:space="preserve">-2.2</w:t>
+            </w:r>
+          </w:p>
+        </w:tc>
+        <w:tc>
+          <w:tcPr/>
+          <w:p>
+            <w:pPr>
+              <w:pStyle w:val="Compact"/>
+              <w:jc w:val="left"/>
+            </w:pPr>
+            <w:r>
+              <w:t xml:space="preserve">0.03</w:t>
+            </w:r>
+          </w:p>
+        </w:tc>
+        <w:tc>
+          <w:tcPr/>
+          <w:p>
+            <w:pPr>
+              <w:pStyle w:val="Compact"/>
+              <w:jc w:val="left"/>
+            </w:pPr>
+            <w:r>
+              <w:t xml:space="preserve">-3</w:t>
+            </w:r>
+          </w:p>
+        </w:tc>
+        <w:tc>
+          <w:tcPr/>
+          <w:p>
+            <w:pPr>
+              <w:pStyle w:val="Compact"/>
+              <w:jc w:val="left"/>
+            </w:pPr>
+            <w:r>
+              <w:t xml:space="preserve">(-5.8, -0.26)</w:t>
+            </w:r>
+          </w:p>
+        </w:tc>
+        <w:tc>
+          <w:tcPr/>
+          <w:p>
+            <w:pPr>
+              <w:pStyle w:val="Compact"/>
+              <w:jc w:val="left"/>
+            </w:pPr>
+            <w:r>
+              <w:t xml:space="preserve">-2.2</w:t>
+            </w:r>
+          </w:p>
+        </w:tc>
+        <w:tc>
+          <w:tcPr/>
+          <w:p>
+            <w:pPr>
+              <w:pStyle w:val="Compact"/>
+              <w:jc w:val="left"/>
+            </w:pPr>
+            <w:r>
+              <w:t xml:space="preserve">0.03</w:t>
             </w:r>
           </w:p>
         </w:tc>
@@ -2852,139 +2882,139 @@
               <w:jc w:val="left"/>
             </w:pPr>
             <w:r>
-              <w:t xml:space="preserve">0.98</w:t>
-            </w:r>
-          </w:p>
-        </w:tc>
-        <w:tc>
-          <w:tcPr/>
-          <w:p>
-            <w:pPr>
-              <w:pStyle w:val="Compact"/>
-              <w:jc w:val="left"/>
-            </w:pPr>
-            <w:r>
-              <w:t xml:space="preserve">(0.93, 1)</w:t>
-            </w:r>
-          </w:p>
-        </w:tc>
-        <w:tc>
-          <w:tcPr/>
-          <w:p>
-            <w:pPr>
-              <w:pStyle w:val="Compact"/>
-              <w:jc w:val="left"/>
-            </w:pPr>
-            <w:r>
-              <w:t xml:space="preserve">-0.56</w:t>
-            </w:r>
-          </w:p>
-        </w:tc>
-        <w:tc>
-          <w:tcPr/>
-          <w:p>
-            <w:pPr>
-              <w:pStyle w:val="Compact"/>
-              <w:jc w:val="left"/>
-            </w:pPr>
-            <w:r>
-              <w:t xml:space="preserve">0.6</w:t>
-            </w:r>
-          </w:p>
-        </w:tc>
-        <w:tc>
-          <w:tcPr/>
-          <w:p>
-            <w:pPr>
-              <w:pStyle w:val="Compact"/>
-              <w:jc w:val="left"/>
-            </w:pPr>
-            <w:r>
-              <w:t xml:space="preserve">-0.19</w:t>
-            </w:r>
-          </w:p>
-        </w:tc>
-        <w:tc>
-          <w:tcPr/>
-          <w:p>
-            <w:pPr>
-              <w:pStyle w:val="Compact"/>
-              <w:jc w:val="left"/>
-            </w:pPr>
-            <w:r>
-              <w:t xml:space="preserve">(-0.44, 0.061)</w:t>
-            </w:r>
-          </w:p>
-        </w:tc>
-        <w:tc>
-          <w:tcPr/>
-          <w:p>
-            <w:pPr>
-              <w:pStyle w:val="Compact"/>
-              <w:jc w:val="left"/>
-            </w:pPr>
-            <w:r>
-              <w:t xml:space="preserve">-1.6</w:t>
-            </w:r>
-          </w:p>
-        </w:tc>
-        <w:tc>
-          <w:tcPr/>
-          <w:p>
-            <w:pPr>
-              <w:pStyle w:val="Compact"/>
-              <w:jc w:val="left"/>
-            </w:pPr>
-            <w:r>
-              <w:t xml:space="preserve">0.1</w:t>
-            </w:r>
-          </w:p>
-        </w:tc>
-        <w:tc>
-          <w:tcPr/>
-          <w:p>
-            <w:pPr>
-              <w:pStyle w:val="Compact"/>
-              <w:jc w:val="left"/>
-            </w:pPr>
-            <w:r>
-              <w:t xml:space="preserve">-0.15</w:t>
-            </w:r>
-          </w:p>
-        </w:tc>
-        <w:tc>
-          <w:tcPr/>
-          <w:p>
-            <w:pPr>
-              <w:pStyle w:val="Compact"/>
-              <w:jc w:val="left"/>
-            </w:pPr>
-            <w:r>
-              <w:t xml:space="preserve">(-0.35, 0.046)</w:t>
-            </w:r>
-          </w:p>
-        </w:tc>
-        <w:tc>
-          <w:tcPr/>
-          <w:p>
-            <w:pPr>
-              <w:pStyle w:val="Compact"/>
-              <w:jc w:val="left"/>
-            </w:pPr>
-            <w:r>
-              <w:t xml:space="preserve">-1.6</w:t>
-            </w:r>
-          </w:p>
-        </w:tc>
-        <w:tc>
-          <w:tcPr/>
-          <w:p>
-            <w:pPr>
-              <w:pStyle w:val="Compact"/>
-              <w:jc w:val="left"/>
-            </w:pPr>
-            <w:r>
-              <w:t xml:space="preserve">0.1</w:t>
+              <w:t xml:space="preserve">1.1</w:t>
+            </w:r>
+          </w:p>
+        </w:tc>
+        <w:tc>
+          <w:tcPr/>
+          <w:p>
+            <w:pPr>
+              <w:pStyle w:val="Compact"/>
+              <w:jc w:val="left"/>
+            </w:pPr>
+            <w:r>
+              <w:t xml:space="preserve">(0.95, 1.2)</w:t>
+            </w:r>
+          </w:p>
+        </w:tc>
+        <w:tc>
+          <w:tcPr/>
+          <w:p>
+            <w:pPr>
+              <w:pStyle w:val="Compact"/>
+              <w:jc w:val="left"/>
+            </w:pPr>
+            <w:r>
+              <w:t xml:space="preserve">1.4</w:t>
+            </w:r>
+          </w:p>
+        </w:tc>
+        <w:tc>
+          <w:tcPr/>
+          <w:p>
+            <w:pPr>
+              <w:pStyle w:val="Compact"/>
+              <w:jc w:val="left"/>
+            </w:pPr>
+            <w:r>
+              <w:t xml:space="preserve">0.2</w:t>
+            </w:r>
+          </w:p>
+        </w:tc>
+        <w:tc>
+          <w:tcPr/>
+          <w:p>
+            <w:pPr>
+              <w:pStyle w:val="Compact"/>
+              <w:jc w:val="left"/>
+            </w:pPr>
+            <w:r>
+              <w:t xml:space="preserve">-0.1</w:t>
+            </w:r>
+          </w:p>
+        </w:tc>
+        <w:tc>
+          <w:tcPr/>
+          <w:p>
+            <w:pPr>
+              <w:pStyle w:val="Compact"/>
+              <w:jc w:val="left"/>
+            </w:pPr>
+            <w:r>
+              <w:t xml:space="preserve">(-0.27, 0.061)</w:t>
+            </w:r>
+          </w:p>
+        </w:tc>
+        <w:tc>
+          <w:tcPr/>
+          <w:p>
+            <w:pPr>
+              <w:pStyle w:val="Compact"/>
+              <w:jc w:val="left"/>
+            </w:pPr>
+            <w:r>
+              <w:t xml:space="preserve">-1.3</w:t>
+            </w:r>
+          </w:p>
+        </w:tc>
+        <w:tc>
+          <w:tcPr/>
+          <w:p>
+            <w:pPr>
+              <w:pStyle w:val="Compact"/>
+              <w:jc w:val="left"/>
+            </w:pPr>
+            <w:r>
+              <w:t xml:space="preserve">0.2</w:t>
+            </w:r>
+          </w:p>
+        </w:tc>
+        <w:tc>
+          <w:tcPr/>
+          <w:p>
+            <w:pPr>
+              <w:pStyle w:val="Compact"/>
+              <w:jc w:val="left"/>
+            </w:pPr>
+            <w:r>
+              <w:t xml:space="preserve">-0.065</w:t>
+            </w:r>
+          </w:p>
+        </w:tc>
+        <w:tc>
+          <w:tcPr/>
+          <w:p>
+            <w:pPr>
+              <w:pStyle w:val="Compact"/>
+              <w:jc w:val="left"/>
+            </w:pPr>
+            <w:r>
+              <w:t xml:space="preserve">(-0.2, 0.068)</w:t>
+            </w:r>
+          </w:p>
+        </w:tc>
+        <w:tc>
+          <w:tcPr/>
+          <w:p>
+            <w:pPr>
+              <w:pStyle w:val="Compact"/>
+              <w:jc w:val="left"/>
+            </w:pPr>
+            <w:r>
+              <w:t xml:space="preserve">-0.99</w:t>
+            </w:r>
+          </w:p>
+        </w:tc>
+        <w:tc>
+          <w:tcPr/>
+          <w:p>
+            <w:pPr>
+              <w:pStyle w:val="Compact"/>
+              <w:jc w:val="left"/>
+            </w:pPr>
+            <w:r>
+              <w:t xml:space="preserve">0.3</w:t>
             </w:r>
           </w:p>
         </w:tc>
@@ -3010,31 +3040,31 @@
               <w:jc w:val="left"/>
             </w:pPr>
             <w:r>
-              <w:t xml:space="preserve">0.99</w:t>
-            </w:r>
-          </w:p>
-        </w:tc>
-        <w:tc>
-          <w:tcPr/>
-          <w:p>
-            <w:pPr>
-              <w:pStyle w:val="Compact"/>
-              <w:jc w:val="left"/>
-            </w:pPr>
-            <w:r>
-              <w:t xml:space="preserve">(0.93, 1)</w:t>
-            </w:r>
-          </w:p>
-        </w:tc>
-        <w:tc>
-          <w:tcPr/>
-          <w:p>
-            <w:pPr>
-              <w:pStyle w:val="Compact"/>
-              <w:jc w:val="left"/>
-            </w:pPr>
-            <w:r>
-              <w:t xml:space="preserve">-0.57</w:t>
+              <w:t xml:space="preserve">1</w:t>
+            </w:r>
+          </w:p>
+        </w:tc>
+        <w:tc>
+          <w:tcPr/>
+          <w:p>
+            <w:pPr>
+              <w:pStyle w:val="Compact"/>
+              <w:jc w:val="left"/>
+            </w:pPr>
+            <w:r>
+              <w:t xml:space="preserve">(0.92, 1.2)</w:t>
+            </w:r>
+          </w:p>
+        </w:tc>
+        <w:tc>
+          <w:tcPr/>
+          <w:p>
+            <w:pPr>
+              <w:pStyle w:val="Compact"/>
+              <w:jc w:val="left"/>
+            </w:pPr>
+            <w:r>
+              <w:t xml:space="preserve">0.53</w:t>
             </w:r>
           </w:p>
         </w:tc>
@@ -3058,91 +3088,91 @@
               <w:jc w:val="left"/>
             </w:pPr>
             <w:r>
-              <w:t xml:space="preserve">0.2</w:t>
-            </w:r>
-          </w:p>
-        </w:tc>
-        <w:tc>
-          <w:tcPr/>
-          <w:p>
-            <w:pPr>
-              <w:pStyle w:val="Compact"/>
-              <w:jc w:val="left"/>
-            </w:pPr>
-            <w:r>
-              <w:t xml:space="preserve">(-0.0051, 0.4)</w:t>
-            </w:r>
-          </w:p>
-        </w:tc>
-        <w:tc>
-          <w:tcPr/>
-          <w:p>
-            <w:pPr>
-              <w:pStyle w:val="Compact"/>
-              <w:jc w:val="left"/>
-            </w:pPr>
-            <w:r>
-              <w:t xml:space="preserve">2</w:t>
-            </w:r>
-          </w:p>
-        </w:tc>
-        <w:tc>
-          <w:tcPr/>
-          <w:p>
-            <w:pPr>
-              <w:pStyle w:val="Compact"/>
-              <w:jc w:val="left"/>
-            </w:pPr>
-            <w:r>
-              <w:t xml:space="preserve">0.06</w:t>
-            </w:r>
-          </w:p>
-        </w:tc>
-        <w:tc>
-          <w:tcPr/>
-          <w:p>
-            <w:pPr>
-              <w:pStyle w:val="Compact"/>
-              <w:jc w:val="left"/>
-            </w:pPr>
-            <w:r>
-              <w:t xml:space="preserve">0.12</w:t>
-            </w:r>
-          </w:p>
-        </w:tc>
-        <w:tc>
-          <w:tcPr/>
-          <w:p>
-            <w:pPr>
-              <w:pStyle w:val="Compact"/>
-              <w:jc w:val="left"/>
-            </w:pPr>
-            <w:r>
-              <w:t xml:space="preserve">(-0.038, 0.29)</w:t>
-            </w:r>
-          </w:p>
-        </w:tc>
-        <w:tc>
-          <w:tcPr/>
-          <w:p>
-            <w:pPr>
-              <w:pStyle w:val="Compact"/>
-              <w:jc w:val="left"/>
-            </w:pPr>
-            <w:r>
-              <w:t xml:space="preserve">1.6</w:t>
-            </w:r>
-          </w:p>
-        </w:tc>
-        <w:tc>
-          <w:tcPr/>
-          <w:p>
-            <w:pPr>
-              <w:pStyle w:val="Compact"/>
-              <w:jc w:val="left"/>
-            </w:pPr>
-            <w:r>
-              <w:t xml:space="preserve">0.1</w:t>
+              <w:t xml:space="preserve">0.22</w:t>
+            </w:r>
+          </w:p>
+        </w:tc>
+        <w:tc>
+          <w:tcPr/>
+          <w:p>
+            <w:pPr>
+              <w:pStyle w:val="Compact"/>
+              <w:jc w:val="left"/>
+            </w:pPr>
+            <w:r>
+              <w:t xml:space="preserve">(0.055, 0.39)</w:t>
+            </w:r>
+          </w:p>
+        </w:tc>
+        <w:tc>
+          <w:tcPr/>
+          <w:p>
+            <w:pPr>
+              <w:pStyle w:val="Compact"/>
+              <w:jc w:val="left"/>
+            </w:pPr>
+            <w:r>
+              <w:t xml:space="preserve">2.7</w:t>
+            </w:r>
+          </w:p>
+        </w:tc>
+        <w:tc>
+          <w:tcPr/>
+          <w:p>
+            <w:pPr>
+              <w:pStyle w:val="Compact"/>
+              <w:jc w:val="left"/>
+            </w:pPr>
+            <w:r>
+              <w:t xml:space="preserve">0.01</w:t>
+            </w:r>
+          </w:p>
+        </w:tc>
+        <w:tc>
+          <w:tcPr/>
+          <w:p>
+            <w:pPr>
+              <w:pStyle w:val="Compact"/>
+              <w:jc w:val="left"/>
+            </w:pPr>
+            <w:r>
+              <w:t xml:space="preserve">0.16</w:t>
+            </w:r>
+          </w:p>
+        </w:tc>
+        <w:tc>
+          <w:tcPr/>
+          <w:p>
+            <w:pPr>
+              <w:pStyle w:val="Compact"/>
+              <w:jc w:val="left"/>
+            </w:pPr>
+            <w:r>
+              <w:t xml:space="preserve">(0.018, 0.29)</w:t>
+            </w:r>
+          </w:p>
+        </w:tc>
+        <w:tc>
+          <w:tcPr/>
+          <w:p>
+            <w:pPr>
+              <w:pStyle w:val="Compact"/>
+              <w:jc w:val="left"/>
+            </w:pPr>
+            <w:r>
+              <w:t xml:space="preserve">2.3</w:t>
+            </w:r>
+          </w:p>
+        </w:tc>
+        <w:tc>
+          <w:tcPr/>
+          <w:p>
+            <w:pPr>
+              <w:pStyle w:val="Compact"/>
+              <w:jc w:val="left"/>
+            </w:pPr>
+            <w:r>
+              <w:t xml:space="preserve">0.03</w:t>
             </w:r>
           </w:p>
         </w:tc>
@@ -3168,7 +3198,7 @@
               <w:jc w:val="left"/>
             </w:pPr>
             <w:r>
-              <w:t xml:space="preserve">0.75</w:t>
+              <w:t xml:space="preserve">0.78</w:t>
             </w:r>
           </w:p>
         </w:tc>
@@ -3314,43 +3344,43 @@
               <w:jc w:val="left"/>
             </w:pPr>
             <w:r>
-              <w:t xml:space="preserve">0.553</w:t>
-            </w:r>
-          </w:p>
-        </w:tc>
-        <w:tc>
-          <w:tcPr/>
-          <w:p>
-            <w:pPr>
-              <w:pStyle w:val="Compact"/>
-            </w:pPr>
-          </w:p>
-        </w:tc>
-        <w:tc>
-          <w:tcPr/>
-          <w:p>
-            <w:pPr>
-              <w:pStyle w:val="Compact"/>
-            </w:pPr>
-          </w:p>
-        </w:tc>
-        <w:tc>
-          <w:tcPr/>
-          <w:p>
-            <w:pPr>
-              <w:pStyle w:val="Compact"/>
-            </w:pPr>
-          </w:p>
-        </w:tc>
-        <w:tc>
-          <w:tcPr/>
-          <w:p>
-            <w:pPr>
-              <w:pStyle w:val="Compact"/>
-              <w:jc w:val="left"/>
-            </w:pPr>
-            <w:r>
-              <w:t xml:space="preserve">0.530</w:t>
+              <w:t xml:space="preserve">0.659</w:t>
+            </w:r>
+          </w:p>
+        </w:tc>
+        <w:tc>
+          <w:tcPr/>
+          <w:p>
+            <w:pPr>
+              <w:pStyle w:val="Compact"/>
+            </w:pPr>
+          </w:p>
+        </w:tc>
+        <w:tc>
+          <w:tcPr/>
+          <w:p>
+            <w:pPr>
+              <w:pStyle w:val="Compact"/>
+            </w:pPr>
+          </w:p>
+        </w:tc>
+        <w:tc>
+          <w:tcPr/>
+          <w:p>
+            <w:pPr>
+              <w:pStyle w:val="Compact"/>
+            </w:pPr>
+          </w:p>
+        </w:tc>
+        <w:tc>
+          <w:tcPr/>
+          <w:p>
+            <w:pPr>
+              <w:pStyle w:val="Compact"/>
+              <w:jc w:val="left"/>
+            </w:pPr>
+            <w:r>
+              <w:t xml:space="preserve">0.643</w:t>
             </w:r>
           </w:p>
         </w:tc>
@@ -3518,23 +3548,23 @@
     <w:tbl>
       <w:tblPr>
         <w:tblStyle w:val="Table"/>
-        <w:tblW w:type="pct" w:w="4756"/>
+        <w:tblW w:type="pct" w:w="4758"/>
         <w:tblLook w:firstRow="1" w:lastRow="0" w:firstColumn="0" w:lastColumn="0" w:noHBand="0" w:noVBand="0" w:val="0020"/>
       </w:tblPr>
       <w:tblGrid>
-        <w:gridCol w:w="2428"/>
-        <w:gridCol w:w="246"/>
-        <w:gridCol w:w="492"/>
-        <w:gridCol w:w="492"/>
-        <w:gridCol w:w="352"/>
-        <w:gridCol w:w="316"/>
-        <w:gridCol w:w="598"/>
-        <w:gridCol w:w="492"/>
-        <w:gridCol w:w="352"/>
-        <w:gridCol w:w="316"/>
-        <w:gridCol w:w="598"/>
-        <w:gridCol w:w="492"/>
-        <w:gridCol w:w="352"/>
+        <w:gridCol w:w="1953"/>
+        <w:gridCol w:w="279"/>
+        <w:gridCol w:w="558"/>
+        <w:gridCol w:w="488"/>
+        <w:gridCol w:w="348"/>
+        <w:gridCol w:w="348"/>
+        <w:gridCol w:w="767"/>
+        <w:gridCol w:w="488"/>
+        <w:gridCol w:w="348"/>
+        <w:gridCol w:w="348"/>
+        <w:gridCol w:w="767"/>
+        <w:gridCol w:w="488"/>
+        <w:gridCol w:w="348"/>
       </w:tblGrid>
       <w:tr>
         <w:trPr>
@@ -3769,91 +3799,91 @@
               <w:jc w:val="left"/>
             </w:pPr>
             <w:r>
-              <w:t xml:space="preserve">2.3</w:t>
-            </w:r>
-          </w:p>
-        </w:tc>
-        <w:tc>
-          <w:tcPr/>
-          <w:p>
-            <w:pPr>
-              <w:pStyle w:val="Compact"/>
-              <w:jc w:val="left"/>
-            </w:pPr>
-            <w:r>
-              <w:t xml:space="preserve">(1.3, 4.1)</w:t>
-            </w:r>
-          </w:p>
-        </w:tc>
-        <w:tc>
-          <w:tcPr/>
-          <w:p>
-            <w:pPr>
-              <w:pStyle w:val="Compact"/>
-              <w:jc w:val="left"/>
-            </w:pPr>
-            <w:r>
-              <w:t xml:space="preserve">2.8</w:t>
-            </w:r>
-          </w:p>
-        </w:tc>
-        <w:tc>
-          <w:tcPr/>
-          <w:p>
-            <w:pPr>
-              <w:pStyle w:val="Compact"/>
-              <w:jc w:val="left"/>
-            </w:pPr>
-            <w:r>
-              <w:t xml:space="preserve">0.006</w:t>
-            </w:r>
-          </w:p>
-        </w:tc>
-        <w:tc>
-          <w:tcPr/>
-          <w:p>
-            <w:pPr>
-              <w:pStyle w:val="Compact"/>
-              <w:jc w:val="left"/>
-            </w:pPr>
-            <w:r>
-              <w:t xml:space="preserve">-0.3</w:t>
-            </w:r>
-          </w:p>
-        </w:tc>
-        <w:tc>
-          <w:tcPr/>
-          <w:p>
-            <w:pPr>
-              <w:pStyle w:val="Compact"/>
-              <w:jc w:val="left"/>
-            </w:pPr>
-            <w:r>
-              <w:t xml:space="preserve">(-1.3, 0.59)</w:t>
-            </w:r>
-          </w:p>
-        </w:tc>
-        <w:tc>
-          <w:tcPr/>
-          <w:p>
-            <w:pPr>
-              <w:pStyle w:val="Compact"/>
-              <w:jc w:val="left"/>
-            </w:pPr>
-            <w:r>
-              <w:t xml:space="preserve">-0.62</w:t>
-            </w:r>
-          </w:p>
-        </w:tc>
-        <w:tc>
-          <w:tcPr/>
-          <w:p>
-            <w:pPr>
-              <w:pStyle w:val="Compact"/>
-              <w:jc w:val="left"/>
-            </w:pPr>
-            <w:r>
-              <w:t xml:space="preserve">0.5</w:t>
+              <w:t xml:space="preserve">13</w:t>
+            </w:r>
+          </w:p>
+        </w:tc>
+        <w:tc>
+          <w:tcPr/>
+          <w:p>
+            <w:pPr>
+              <w:pStyle w:val="Compact"/>
+              <w:jc w:val="left"/>
+            </w:pPr>
+            <w:r>
+              <w:t xml:space="preserve">(3.1, 59)</w:t>
+            </w:r>
+          </w:p>
+        </w:tc>
+        <w:tc>
+          <w:tcPr/>
+          <w:p>
+            <w:pPr>
+              <w:pStyle w:val="Compact"/>
+              <w:jc w:val="left"/>
+            </w:pPr>
+            <w:r>
+              <w:t xml:space="preserve">3.8</w:t>
+            </w:r>
+          </w:p>
+        </w:tc>
+        <w:tc>
+          <w:tcPr/>
+          <w:p>
+            <w:pPr>
+              <w:pStyle w:val="Compact"/>
+              <w:jc w:val="left"/>
+            </w:pPr>
+            <w:r>
+              <w:t xml:space="preserve">1e-04</w:t>
+            </w:r>
+          </w:p>
+        </w:tc>
+        <w:tc>
+          <w:tcPr/>
+          <w:p>
+            <w:pPr>
+              <w:pStyle w:val="Compact"/>
+              <w:jc w:val="left"/>
+            </w:pPr>
+            <w:r>
+              <w:t xml:space="preserve">3.7</w:t>
+            </w:r>
+          </w:p>
+        </w:tc>
+        <w:tc>
+          <w:tcPr/>
+          <w:p>
+            <w:pPr>
+              <w:pStyle w:val="Compact"/>
+              <w:jc w:val="left"/>
+            </w:pPr>
+            <w:r>
+              <w:t xml:space="preserve">(1.5, 5.9)</w:t>
+            </w:r>
+          </w:p>
+        </w:tc>
+        <w:tc>
+          <w:tcPr/>
+          <w:p>
+            <w:pPr>
+              <w:pStyle w:val="Compact"/>
+              <w:jc w:val="left"/>
+            </w:pPr>
+            <w:r>
+              <w:t xml:space="preserve">3.4</w:t>
+            </w:r>
+          </w:p>
+        </w:tc>
+        <w:tc>
+          <w:tcPr/>
+          <w:p>
+            <w:pPr>
+              <w:pStyle w:val="Compact"/>
+              <w:jc w:val="left"/>
+            </w:pPr>
+            <w:r>
+              <w:t xml:space="preserve">0.002</w:t>
             </w:r>
           </w:p>
         </w:tc>
@@ -3877,31 +3907,31 @@
               <w:jc w:val="left"/>
             </w:pPr>
             <w:r>
-              <w:t xml:space="preserve">(1.3, 4.5)</w:t>
-            </w:r>
-          </w:p>
-        </w:tc>
-        <w:tc>
-          <w:tcPr/>
-          <w:p>
-            <w:pPr>
-              <w:pStyle w:val="Compact"/>
-              <w:jc w:val="left"/>
-            </w:pPr>
-            <w:r>
-              <w:t xml:space="preserve">3.6</w:t>
-            </w:r>
-          </w:p>
-        </w:tc>
-        <w:tc>
-          <w:tcPr/>
-          <w:p>
-            <w:pPr>
-              <w:pStyle w:val="Compact"/>
-              <w:jc w:val="left"/>
-            </w:pPr>
-            <w:r>
-              <w:t xml:space="preserve">9e-04</w:t>
+              <w:t xml:space="preserve">(1.1, 4.7)</w:t>
+            </w:r>
+          </w:p>
+        </w:tc>
+        <w:tc>
+          <w:tcPr/>
+          <w:p>
+            <w:pPr>
+              <w:pStyle w:val="Compact"/>
+              <w:jc w:val="left"/>
+            </w:pPr>
+            <w:r>
+              <w:t xml:space="preserve">3.3</w:t>
+            </w:r>
+          </w:p>
+        </w:tc>
+        <w:tc>
+          <w:tcPr/>
+          <w:p>
+            <w:pPr>
+              <w:pStyle w:val="Compact"/>
+              <w:jc w:val="left"/>
+            </w:pPr>
+            <w:r>
+              <w:t xml:space="preserve">0.002</w:t>
             </w:r>
           </w:p>
         </w:tc>
@@ -3939,127 +3969,127 @@
               <w:jc w:val="left"/>
             </w:pPr>
             <w:r>
-              <w:t xml:space="preserve">(1, 1.2)</w:t>
-            </w:r>
-          </w:p>
-        </w:tc>
-        <w:tc>
-          <w:tcPr/>
-          <w:p>
-            <w:pPr>
-              <w:pStyle w:val="Compact"/>
-              <w:jc w:val="left"/>
-            </w:pPr>
-            <w:r>
-              <w:t xml:space="preserve">2.4</w:t>
-            </w:r>
-          </w:p>
-        </w:tc>
-        <w:tc>
-          <w:tcPr/>
-          <w:p>
-            <w:pPr>
-              <w:pStyle w:val="Compact"/>
-              <w:jc w:val="left"/>
-            </w:pPr>
-            <w:r>
-              <w:t xml:space="preserve">0.02</w:t>
-            </w:r>
-          </w:p>
-        </w:tc>
-        <w:tc>
-          <w:tcPr/>
-          <w:p>
-            <w:pPr>
-              <w:pStyle w:val="Compact"/>
-              <w:jc w:val="left"/>
-            </w:pPr>
-            <w:r>
-              <w:t xml:space="preserve">0.12</w:t>
-            </w:r>
-          </w:p>
-        </w:tc>
-        <w:tc>
-          <w:tcPr/>
-          <w:p>
-            <w:pPr>
-              <w:pStyle w:val="Compact"/>
-              <w:jc w:val="left"/>
-            </w:pPr>
-            <w:r>
-              <w:t xml:space="preserve">(0.0078, 0.23)</w:t>
-            </w:r>
-          </w:p>
-        </w:tc>
-        <w:tc>
-          <w:tcPr/>
-          <w:p>
-            <w:pPr>
-              <w:pStyle w:val="Compact"/>
-              <w:jc w:val="left"/>
-            </w:pPr>
-            <w:r>
-              <w:t xml:space="preserve">2.2</w:t>
-            </w:r>
-          </w:p>
-        </w:tc>
-        <w:tc>
-          <w:tcPr/>
-          <w:p>
-            <w:pPr>
-              <w:pStyle w:val="Compact"/>
-              <w:jc w:val="left"/>
-            </w:pPr>
-            <w:r>
-              <w:t xml:space="preserve">0.03</w:t>
-            </w:r>
-          </w:p>
-        </w:tc>
-        <w:tc>
-          <w:tcPr/>
-          <w:p>
-            <w:pPr>
-              <w:pStyle w:val="Compact"/>
-              <w:jc w:val="left"/>
-            </w:pPr>
-            <w:r>
-              <w:t xml:space="preserve">0.015</w:t>
-            </w:r>
-          </w:p>
-        </w:tc>
-        <w:tc>
-          <w:tcPr/>
-          <w:p>
-            <w:pPr>
-              <w:pStyle w:val="Compact"/>
-              <w:jc w:val="left"/>
-            </w:pPr>
-            <w:r>
-              <w:t xml:space="preserve">(-0.19, 0.22)</w:t>
-            </w:r>
-          </w:p>
-        </w:tc>
-        <w:tc>
-          <w:tcPr/>
-          <w:p>
-            <w:pPr>
-              <w:pStyle w:val="Compact"/>
-              <w:jc w:val="left"/>
-            </w:pPr>
-            <w:r>
-              <w:t xml:space="preserve">0.14</w:t>
-            </w:r>
-          </w:p>
-        </w:tc>
-        <w:tc>
-          <w:tcPr/>
-          <w:p>
-            <w:pPr>
-              <w:pStyle w:val="Compact"/>
-              <w:jc w:val="left"/>
-            </w:pPr>
-            <w:r>
-              <w:t xml:space="preserve">0.9</w:t>
+              <w:t xml:space="preserve">(0.96, 1.3)</w:t>
+            </w:r>
+          </w:p>
+        </w:tc>
+        <w:tc>
+          <w:tcPr/>
+          <w:p>
+            <w:pPr>
+              <w:pStyle w:val="Compact"/>
+              <w:jc w:val="left"/>
+            </w:pPr>
+            <w:r>
+              <w:t xml:space="preserve">1.3</w:t>
+            </w:r>
+          </w:p>
+        </w:tc>
+        <w:tc>
+          <w:tcPr/>
+          <w:p>
+            <w:pPr>
+              <w:pStyle w:val="Compact"/>
+              <w:jc w:val="left"/>
+            </w:pPr>
+            <w:r>
+              <w:t xml:space="preserve">0.2</w:t>
+            </w:r>
+          </w:p>
+        </w:tc>
+        <w:tc>
+          <w:tcPr/>
+          <w:p>
+            <w:pPr>
+              <w:pStyle w:val="Compact"/>
+              <w:jc w:val="left"/>
+            </w:pPr>
+            <w:r>
+              <w:t xml:space="preserve">0.17</w:t>
+            </w:r>
+          </w:p>
+        </w:tc>
+        <w:tc>
+          <w:tcPr/>
+          <w:p>
+            <w:pPr>
+              <w:pStyle w:val="Compact"/>
+              <w:jc w:val="left"/>
+            </w:pPr>
+            <w:r>
+              <w:t xml:space="preserve">(-0.068, 0.41)</w:t>
+            </w:r>
+          </w:p>
+        </w:tc>
+        <w:tc>
+          <w:tcPr/>
+          <w:p>
+            <w:pPr>
+              <w:pStyle w:val="Compact"/>
+              <w:jc w:val="left"/>
+            </w:pPr>
+            <w:r>
+              <w:t xml:space="preserve">1.4</w:t>
+            </w:r>
+          </w:p>
+        </w:tc>
+        <w:tc>
+          <w:tcPr/>
+          <w:p>
+            <w:pPr>
+              <w:pStyle w:val="Compact"/>
+              <w:jc w:val="left"/>
+            </w:pPr>
+            <w:r>
+              <w:t xml:space="preserve">0.2</w:t>
+            </w:r>
+          </w:p>
+        </w:tc>
+        <w:tc>
+          <w:tcPr/>
+          <w:p>
+            <w:pPr>
+              <w:pStyle w:val="Compact"/>
+              <w:jc w:val="left"/>
+            </w:pPr>
+            <w:r>
+              <w:t xml:space="preserve">0.13</w:t>
+            </w:r>
+          </w:p>
+        </w:tc>
+        <w:tc>
+          <w:tcPr/>
+          <w:p>
+            <w:pPr>
+              <w:pStyle w:val="Compact"/>
+              <w:jc w:val="left"/>
+            </w:pPr>
+            <w:r>
+              <w:t xml:space="preserve">(-0.059, 0.32)</w:t>
+            </w:r>
+          </w:p>
+        </w:tc>
+        <w:tc>
+          <w:tcPr/>
+          <w:p>
+            <w:pPr>
+              <w:pStyle w:val="Compact"/>
+              <w:jc w:val="left"/>
+            </w:pPr>
+            <w:r>
+              <w:t xml:space="preserve">1.4</w:t>
+            </w:r>
+          </w:p>
+        </w:tc>
+        <w:tc>
+          <w:tcPr/>
+          <w:p>
+            <w:pPr>
+              <w:pStyle w:val="Compact"/>
+              <w:jc w:val="left"/>
+            </w:pPr>
+            <w:r>
+              <w:t xml:space="preserve">0.2</w:t>
             </w:r>
           </w:p>
         </w:tc>
@@ -4085,31 +4115,31 @@
               <w:jc w:val="left"/>
             </w:pPr>
             <w:r>
-              <w:t xml:space="preserve">0.96</w:t>
-            </w:r>
-          </w:p>
-        </w:tc>
-        <w:tc>
-          <w:tcPr/>
-          <w:p>
-            <w:pPr>
-              <w:pStyle w:val="Compact"/>
-              <w:jc w:val="left"/>
-            </w:pPr>
-            <w:r>
-              <w:t xml:space="preserve">(0.88, 1)</w:t>
-            </w:r>
-          </w:p>
-        </w:tc>
-        <w:tc>
-          <w:tcPr/>
-          <w:p>
-            <w:pPr>
-              <w:pStyle w:val="Compact"/>
-              <w:jc w:val="left"/>
-            </w:pPr>
-            <w:r>
-              <w:t xml:space="preserve">-1.1</w:t>
+              <w:t xml:space="preserve">1.1</w:t>
+            </w:r>
+          </w:p>
+        </w:tc>
+        <w:tc>
+          <w:tcPr/>
+          <w:p>
+            <w:pPr>
+              <w:pStyle w:val="Compact"/>
+              <w:jc w:val="left"/>
+            </w:pPr>
+            <w:r>
+              <w:t xml:space="preserve">(0.94, 1.2)</w:t>
+            </w:r>
+          </w:p>
+        </w:tc>
+        <w:tc>
+          <w:tcPr/>
+          <w:p>
+            <w:pPr>
+              <w:pStyle w:val="Compact"/>
+              <w:jc w:val="left"/>
+            </w:pPr>
+            <w:r>
+              <w:t xml:space="preserve">0.98</w:t>
             </w:r>
           </w:p>
         </w:tc>
@@ -4133,91 +4163,91 @@
               <w:jc w:val="left"/>
             </w:pPr>
             <w:r>
-              <w:t xml:space="preserve">-0.032</w:t>
-            </w:r>
-          </w:p>
-        </w:tc>
-        <w:tc>
-          <w:tcPr/>
-          <w:p>
-            <w:pPr>
-              <w:pStyle w:val="Compact"/>
-              <w:jc w:val="left"/>
-            </w:pPr>
-            <w:r>
-              <w:t xml:space="preserve">(-0.16, 0.077)</w:t>
-            </w:r>
-          </w:p>
-        </w:tc>
-        <w:tc>
-          <w:tcPr/>
-          <w:p>
-            <w:pPr>
-              <w:pStyle w:val="Compact"/>
-              <w:jc w:val="left"/>
-            </w:pPr>
-            <w:r>
-              <w:t xml:space="preserve">-0.55</w:t>
-            </w:r>
-          </w:p>
-        </w:tc>
-        <w:tc>
-          <w:tcPr/>
-          <w:p>
-            <w:pPr>
-              <w:pStyle w:val="Compact"/>
-              <w:jc w:val="left"/>
-            </w:pPr>
-            <w:r>
-              <w:t xml:space="preserve">0.6</w:t>
-            </w:r>
-          </w:p>
-        </w:tc>
-        <w:tc>
-          <w:tcPr/>
-          <w:p>
-            <w:pPr>
-              <w:pStyle w:val="Compact"/>
-              <w:jc w:val="left"/>
-            </w:pPr>
-            <w:r>
-              <w:t xml:space="preserve">-0.099</w:t>
-            </w:r>
-          </w:p>
-        </w:tc>
-        <w:tc>
-          <w:tcPr/>
-          <w:p>
-            <w:pPr>
-              <w:pStyle w:val="Compact"/>
-              <w:jc w:val="left"/>
-            </w:pPr>
-            <w:r>
-              <w:t xml:space="preserve">(-0.29, 0.094)</w:t>
-            </w:r>
-          </w:p>
-        </w:tc>
-        <w:tc>
-          <w:tcPr/>
-          <w:p>
-            <w:pPr>
-              <w:pStyle w:val="Compact"/>
-              <w:jc w:val="left"/>
-            </w:pPr>
-            <w:r>
-              <w:t xml:space="preserve">-1</w:t>
-            </w:r>
-          </w:p>
-        </w:tc>
-        <w:tc>
-          <w:tcPr/>
-          <w:p>
-            <w:pPr>
-              <w:pStyle w:val="Compact"/>
-              <w:jc w:val="left"/>
-            </w:pPr>
-            <w:r>
-              <w:t xml:space="preserve">0.3</w:t>
+              <w:t xml:space="preserve">-0.19</w:t>
+            </w:r>
+          </w:p>
+        </w:tc>
+        <w:tc>
+          <w:tcPr/>
+          <w:p>
+            <w:pPr>
+              <w:pStyle w:val="Compact"/>
+              <w:jc w:val="left"/>
+            </w:pPr>
+            <w:r>
+              <w:t xml:space="preserve">(-0.41, 0.032)</w:t>
+            </w:r>
+          </w:p>
+        </w:tc>
+        <w:tc>
+          <w:tcPr/>
+          <w:p>
+            <w:pPr>
+              <w:pStyle w:val="Compact"/>
+              <w:jc w:val="left"/>
+            </w:pPr>
+            <w:r>
+              <w:t xml:space="preserve">-1.7</w:t>
+            </w:r>
+          </w:p>
+        </w:tc>
+        <w:tc>
+          <w:tcPr/>
+          <w:p>
+            <w:pPr>
+              <w:pStyle w:val="Compact"/>
+              <w:jc w:val="left"/>
+            </w:pPr>
+            <w:r>
+              <w:t xml:space="preserve">0.09</w:t>
+            </w:r>
+          </w:p>
+        </w:tc>
+        <w:tc>
+          <w:tcPr/>
+          <w:p>
+            <w:pPr>
+              <w:pStyle w:val="Compact"/>
+              <w:jc w:val="left"/>
+            </w:pPr>
+            <w:r>
+              <w:t xml:space="preserve">-0.12</w:t>
+            </w:r>
+          </w:p>
+        </w:tc>
+        <w:tc>
+          <w:tcPr/>
+          <w:p>
+            <w:pPr>
+              <w:pStyle w:val="Compact"/>
+              <w:jc w:val="left"/>
+            </w:pPr>
+            <w:r>
+              <w:t xml:space="preserve">(-0.3, 0.055)</w:t>
+            </w:r>
+          </w:p>
+        </w:tc>
+        <w:tc>
+          <w:tcPr/>
+          <w:p>
+            <w:pPr>
+              <w:pStyle w:val="Compact"/>
+              <w:jc w:val="left"/>
+            </w:pPr>
+            <w:r>
+              <w:t xml:space="preserve">-1.4</w:t>
+            </w:r>
+          </w:p>
+        </w:tc>
+        <w:tc>
+          <w:tcPr/>
+          <w:p>
+            <w:pPr>
+              <w:pStyle w:val="Compact"/>
+              <w:jc w:val="left"/>
+            </w:pPr>
+            <w:r>
+              <w:t xml:space="preserve">0.2</w:t>
             </w:r>
           </w:p>
         </w:tc>
@@ -4231,136 +4261,152 @@
               <w:jc w:val="left"/>
             </w:pPr>
             <w:r>
-              <w:t xml:space="preserve">Niche.BreadthWetland associated</w:t>
-            </w:r>
-          </w:p>
-        </w:tc>
-        <w:tc>
-          <w:tcPr/>
-          <w:p>
-            <w:pPr>
-              <w:pStyle w:val="Compact"/>
-              <w:jc w:val="left"/>
-            </w:pPr>
-            <w:r>
-              <w:t xml:space="preserve">7.4</w:t>
-            </w:r>
-          </w:p>
-        </w:tc>
-        <w:tc>
-          <w:tcPr/>
-          <w:p>
-            <w:pPr>
-              <w:pStyle w:val="Compact"/>
-              <w:jc w:val="left"/>
-            </w:pPr>
-            <w:r>
-              <w:t xml:space="preserve">(4, 14)</w:t>
-            </w:r>
-          </w:p>
-        </w:tc>
-        <w:tc>
-          <w:tcPr/>
-          <w:p>
-            <w:pPr>
-              <w:pStyle w:val="Compact"/>
-              <w:jc w:val="left"/>
-            </w:pPr>
-            <w:r>
-              <w:t xml:space="preserve">6.3</w:t>
-            </w:r>
-          </w:p>
-        </w:tc>
-        <w:tc>
-          <w:tcPr/>
-          <w:p>
-            <w:pPr>
-              <w:pStyle w:val="Compact"/>
-              <w:jc w:val="left"/>
-            </w:pPr>
-            <w:r>
-              <w:t xml:space="preserve">3e-10</w:t>
-            </w:r>
-          </w:p>
-        </w:tc>
-        <w:tc>
-          <w:tcPr/>
-          <w:p>
-            <w:pPr>
-              <w:pStyle w:val="Compact"/>
-              <w:jc w:val="left"/>
-            </w:pPr>
-            <w:r>
-              <w:t xml:space="preserve">1.7</w:t>
-            </w:r>
-          </w:p>
-        </w:tc>
-        <w:tc>
-          <w:tcPr/>
-          <w:p>
-            <w:pPr>
-              <w:pStyle w:val="Compact"/>
-              <w:jc w:val="left"/>
-            </w:pPr>
-            <w:r>
-              <w:t xml:space="preserve">(0.63, 2.8)</w:t>
-            </w:r>
-          </w:p>
-        </w:tc>
-        <w:tc>
-          <w:tcPr/>
-          <w:p>
-            <w:pPr>
-              <w:pStyle w:val="Compact"/>
-              <w:jc w:val="left"/>
-            </w:pPr>
-            <w:r>
-              <w:t xml:space="preserve">3.1</w:t>
-            </w:r>
-          </w:p>
-        </w:tc>
-        <w:tc>
-          <w:tcPr/>
-          <w:p>
-            <w:pPr>
-              <w:pStyle w:val="Compact"/>
-              <w:jc w:val="left"/>
-            </w:pPr>
-            <w:r>
-              <w:t xml:space="preserve">0.002</w:t>
-            </w:r>
-          </w:p>
-        </w:tc>
-        <w:tc>
-          <w:tcPr/>
-          <w:p>
-            <w:pPr>
-              <w:pStyle w:val="Compact"/>
-            </w:pPr>
-          </w:p>
-        </w:tc>
-        <w:tc>
-          <w:tcPr/>
-          <w:p>
-            <w:pPr>
-              <w:pStyle w:val="Compact"/>
-            </w:pPr>
-          </w:p>
-        </w:tc>
-        <w:tc>
-          <w:tcPr/>
-          <w:p>
-            <w:pPr>
-              <w:pStyle w:val="Compact"/>
-            </w:pPr>
-          </w:p>
-        </w:tc>
-        <w:tc>
-          <w:tcPr/>
-          <w:p>
-            <w:pPr>
-              <w:pStyle w:val="Compact"/>
-            </w:pPr>
+              <w:t xml:space="preserve">Site Area (units)</w:t>
+            </w:r>
+          </w:p>
+        </w:tc>
+        <w:tc>
+          <w:tcPr/>
+          <w:p>
+            <w:pPr>
+              <w:pStyle w:val="Compact"/>
+              <w:jc w:val="left"/>
+            </w:pPr>
+            <w:r>
+              <w:t xml:space="preserve">1</w:t>
+            </w:r>
+          </w:p>
+        </w:tc>
+        <w:tc>
+          <w:tcPr/>
+          <w:p>
+            <w:pPr>
+              <w:pStyle w:val="Compact"/>
+              <w:jc w:val="left"/>
+            </w:pPr>
+            <w:r>
+              <w:t xml:space="preserve">(1, 1)</w:t>
+            </w:r>
+          </w:p>
+        </w:tc>
+        <w:tc>
+          <w:tcPr/>
+          <w:p>
+            <w:pPr>
+              <w:pStyle w:val="Compact"/>
+              <w:jc w:val="left"/>
+            </w:pPr>
+            <w:r>
+              <w:t xml:space="preserve">0.8</w:t>
+            </w:r>
+          </w:p>
+        </w:tc>
+        <w:tc>
+          <w:tcPr/>
+          <w:p>
+            <w:pPr>
+              <w:pStyle w:val="Compact"/>
+              <w:jc w:val="left"/>
+            </w:pPr>
+            <w:r>
+              <w:t xml:space="preserve">0.4</w:t>
+            </w:r>
+          </w:p>
+        </w:tc>
+        <w:tc>
+          <w:tcPr/>
+          <w:p>
+            <w:pPr>
+              <w:pStyle w:val="Compact"/>
+              <w:jc w:val="left"/>
+            </w:pPr>
+            <w:r>
+              <w:t xml:space="preserve">2.3e-05</w:t>
+            </w:r>
+          </w:p>
+        </w:tc>
+        <w:tc>
+          <w:tcPr/>
+          <w:p>
+            <w:pPr>
+              <w:pStyle w:val="Compact"/>
+              <w:jc w:val="left"/>
+            </w:pPr>
+            <w:r>
+              <w:t xml:space="preserve">(-0.00028, 0.00033)</w:t>
+            </w:r>
+          </w:p>
+        </w:tc>
+        <w:tc>
+          <w:tcPr/>
+          <w:p>
+            <w:pPr>
+              <w:pStyle w:val="Compact"/>
+              <w:jc w:val="left"/>
+            </w:pPr>
+            <w:r>
+              <w:t xml:space="preserve">0.15</w:t>
+            </w:r>
+          </w:p>
+        </w:tc>
+        <w:tc>
+          <w:tcPr/>
+          <w:p>
+            <w:pPr>
+              <w:pStyle w:val="Compact"/>
+              <w:jc w:val="left"/>
+            </w:pPr>
+            <w:r>
+              <w:t xml:space="preserve">0.9</w:t>
+            </w:r>
+          </w:p>
+        </w:tc>
+        <w:tc>
+          <w:tcPr/>
+          <w:p>
+            <w:pPr>
+              <w:pStyle w:val="Compact"/>
+              <w:jc w:val="left"/>
+            </w:pPr>
+            <w:r>
+              <w:t xml:space="preserve">2.1e-05</w:t>
+            </w:r>
+          </w:p>
+        </w:tc>
+        <w:tc>
+          <w:tcPr/>
+          <w:p>
+            <w:pPr>
+              <w:pStyle w:val="Compact"/>
+              <w:jc w:val="left"/>
+            </w:pPr>
+            <w:r>
+              <w:t xml:space="preserve">(-0.00022, 0.00027)</w:t>
+            </w:r>
+          </w:p>
+        </w:tc>
+        <w:tc>
+          <w:tcPr/>
+          <w:p>
+            <w:pPr>
+              <w:pStyle w:val="Compact"/>
+              <w:jc w:val="left"/>
+            </w:pPr>
+            <w:r>
+              <w:t xml:space="preserve">0.17</w:t>
+            </w:r>
+          </w:p>
+        </w:tc>
+        <w:tc>
+          <w:tcPr/>
+          <w:p>
+            <w:pPr>
+              <w:pStyle w:val="Compact"/>
+              <w:jc w:val="left"/>
+            </w:pPr>
+            <w:r>
+              <w:t xml:space="preserve">0.9</w:t>
+            </w:r>
           </w:p>
         </w:tc>
       </w:tr>
@@ -4373,136 +4419,152 @@
               <w:jc w:val="left"/>
             </w:pPr>
             <w:r>
-              <w:t xml:space="preserve">Niche.BreadthWetland specialist</w:t>
-            </w:r>
-          </w:p>
-        </w:tc>
-        <w:tc>
-          <w:tcPr/>
-          <w:p>
-            <w:pPr>
-              <w:pStyle w:val="Compact"/>
-              <w:jc w:val="left"/>
-            </w:pPr>
-            <w:r>
-              <w:t xml:space="preserve">1.2</w:t>
-            </w:r>
-          </w:p>
-        </w:tc>
-        <w:tc>
-          <w:tcPr/>
-          <w:p>
-            <w:pPr>
-              <w:pStyle w:val="Compact"/>
-              <w:jc w:val="left"/>
-            </w:pPr>
-            <w:r>
-              <w:t xml:space="preserve">(0.57, 2.5)</w:t>
-            </w:r>
-          </w:p>
-        </w:tc>
-        <w:tc>
-          <w:tcPr/>
-          <w:p>
-            <w:pPr>
-              <w:pStyle w:val="Compact"/>
-              <w:jc w:val="left"/>
-            </w:pPr>
-            <w:r>
-              <w:t xml:space="preserve">0.46</w:t>
-            </w:r>
-          </w:p>
-        </w:tc>
-        <w:tc>
-          <w:tcPr/>
-          <w:p>
-            <w:pPr>
-              <w:pStyle w:val="Compact"/>
-              <w:jc w:val="left"/>
-            </w:pPr>
-            <w:r>
-              <w:t xml:space="preserve">0.6</w:t>
-            </w:r>
-          </w:p>
-        </w:tc>
-        <w:tc>
-          <w:tcPr/>
-          <w:p>
-            <w:pPr>
-              <w:pStyle w:val="Compact"/>
-              <w:jc w:val="left"/>
-            </w:pPr>
-            <w:r>
-              <w:t xml:space="preserve">-0.58</w:t>
-            </w:r>
-          </w:p>
-        </w:tc>
-        <w:tc>
-          <w:tcPr/>
-          <w:p>
-            <w:pPr>
-              <w:pStyle w:val="Compact"/>
-              <w:jc w:val="left"/>
-            </w:pPr>
-            <w:r>
-              <w:t xml:space="preserve">(-2.2, 1)</w:t>
-            </w:r>
-          </w:p>
-        </w:tc>
-        <w:tc>
-          <w:tcPr/>
-          <w:p>
-            <w:pPr>
-              <w:pStyle w:val="Compact"/>
-              <w:jc w:val="left"/>
-            </w:pPr>
-            <w:r>
-              <w:t xml:space="preserve">-0.7</w:t>
-            </w:r>
-          </w:p>
-        </w:tc>
-        <w:tc>
-          <w:tcPr/>
-          <w:p>
-            <w:pPr>
-              <w:pStyle w:val="Compact"/>
-              <w:jc w:val="left"/>
-            </w:pPr>
-            <w:r>
-              <w:t xml:space="preserve">0.5</w:t>
-            </w:r>
-          </w:p>
-        </w:tc>
-        <w:tc>
-          <w:tcPr/>
-          <w:p>
-            <w:pPr>
-              <w:pStyle w:val="Compact"/>
-            </w:pPr>
-          </w:p>
-        </w:tc>
-        <w:tc>
-          <w:tcPr/>
-          <w:p>
-            <w:pPr>
-              <w:pStyle w:val="Compact"/>
-            </w:pPr>
-          </w:p>
-        </w:tc>
-        <w:tc>
-          <w:tcPr/>
-          <w:p>
-            <w:pPr>
-              <w:pStyle w:val="Compact"/>
-            </w:pPr>
-          </w:p>
-        </w:tc>
-        <w:tc>
-          <w:tcPr/>
-          <w:p>
-            <w:pPr>
-              <w:pStyle w:val="Compact"/>
-            </w:pPr>
+              <w:t xml:space="preserve">Wetland specialist</w:t>
+            </w:r>
+          </w:p>
+        </w:tc>
+        <w:tc>
+          <w:tcPr/>
+          <w:p>
+            <w:pPr>
+              <w:pStyle w:val="Compact"/>
+              <w:jc w:val="left"/>
+            </w:pPr>
+            <w:r>
+              <w:t xml:space="preserve">0.075</w:t>
+            </w:r>
+          </w:p>
+        </w:tc>
+        <w:tc>
+          <w:tcPr/>
+          <w:p>
+            <w:pPr>
+              <w:pStyle w:val="Compact"/>
+              <w:jc w:val="left"/>
+            </w:pPr>
+            <w:r>
+              <w:t xml:space="preserve">(0.013, 0.44)</w:t>
+            </w:r>
+          </w:p>
+        </w:tc>
+        <w:tc>
+          <w:tcPr/>
+          <w:p>
+            <w:pPr>
+              <w:pStyle w:val="Compact"/>
+              <w:jc w:val="left"/>
+            </w:pPr>
+            <w:r>
+              <w:t xml:space="preserve">-3.4</w:t>
+            </w:r>
+          </w:p>
+        </w:tc>
+        <w:tc>
+          <w:tcPr/>
+          <w:p>
+            <w:pPr>
+              <w:pStyle w:val="Compact"/>
+              <w:jc w:val="left"/>
+            </w:pPr>
+            <w:r>
+              <w:t xml:space="preserve">8e-04</w:t>
+            </w:r>
+          </w:p>
+        </w:tc>
+        <w:tc>
+          <w:tcPr/>
+          <w:p>
+            <w:pPr>
+              <w:pStyle w:val="Compact"/>
+              <w:jc w:val="left"/>
+            </w:pPr>
+            <w:r>
+              <w:t xml:space="preserve">-3.5</w:t>
+            </w:r>
+          </w:p>
+        </w:tc>
+        <w:tc>
+          <w:tcPr/>
+          <w:p>
+            <w:pPr>
+              <w:pStyle w:val="Compact"/>
+              <w:jc w:val="left"/>
+            </w:pPr>
+            <w:r>
+              <w:t xml:space="preserve">(-5.9, -1.1)</w:t>
+            </w:r>
+          </w:p>
+        </w:tc>
+        <w:tc>
+          <w:tcPr/>
+          <w:p>
+            <w:pPr>
+              <w:pStyle w:val="Compact"/>
+              <w:jc w:val="left"/>
+            </w:pPr>
+            <w:r>
+              <w:t xml:space="preserve">-3</w:t>
+            </w:r>
+          </w:p>
+        </w:tc>
+        <w:tc>
+          <w:tcPr/>
+          <w:p>
+            <w:pPr>
+              <w:pStyle w:val="Compact"/>
+              <w:jc w:val="left"/>
+            </w:pPr>
+            <w:r>
+              <w:t xml:space="preserve">0.005</w:t>
+            </w:r>
+          </w:p>
+        </w:tc>
+        <w:tc>
+          <w:tcPr/>
+          <w:p>
+            <w:pPr>
+              <w:pStyle w:val="Compact"/>
+              <w:jc w:val="left"/>
+            </w:pPr>
+            <w:r>
+              <w:t xml:space="preserve">-2.9</w:t>
+            </w:r>
+          </w:p>
+        </w:tc>
+        <w:tc>
+          <w:tcPr/>
+          <w:p>
+            <w:pPr>
+              <w:pStyle w:val="Compact"/>
+              <w:jc w:val="left"/>
+            </w:pPr>
+            <w:r>
+              <w:t xml:space="preserve">(-4.8, -0.93)</w:t>
+            </w:r>
+          </w:p>
+        </w:tc>
+        <w:tc>
+          <w:tcPr/>
+          <w:p>
+            <w:pPr>
+              <w:pStyle w:val="Compact"/>
+              <w:jc w:val="left"/>
+            </w:pPr>
+            <w:r>
+              <w:t xml:space="preserve">-3</w:t>
+            </w:r>
+          </w:p>
+        </w:tc>
+        <w:tc>
+          <w:tcPr/>
+          <w:p>
+            <w:pPr>
+              <w:pStyle w:val="Compact"/>
+              <w:jc w:val="left"/>
+            </w:pPr>
+            <w:r>
+              <w:t xml:space="preserve">0.005</w:t>
+            </w:r>
           </w:p>
         </w:tc>
       </w:tr>
@@ -4515,136 +4577,152 @@
               <w:jc w:val="left"/>
             </w:pPr>
             <w:r>
-              <w:t xml:space="preserve">Number of Native Flowering Species:Niche.BreadthWetland associated</w:t>
-            </w:r>
-          </w:p>
-        </w:tc>
-        <w:tc>
-          <w:tcPr/>
-          <w:p>
-            <w:pPr>
-              <w:pStyle w:val="Compact"/>
-              <w:jc w:val="left"/>
-            </w:pPr>
-            <w:r>
-              <w:t xml:space="preserve">0.99</w:t>
-            </w:r>
-          </w:p>
-        </w:tc>
-        <w:tc>
-          <w:tcPr/>
-          <w:p>
-            <w:pPr>
-              <w:pStyle w:val="Compact"/>
-              <w:jc w:val="left"/>
-            </w:pPr>
-            <w:r>
-              <w:t xml:space="preserve">(0.92, 1.1)</w:t>
-            </w:r>
-          </w:p>
-        </w:tc>
-        <w:tc>
-          <w:tcPr/>
-          <w:p>
-            <w:pPr>
-              <w:pStyle w:val="Compact"/>
-              <w:jc w:val="left"/>
-            </w:pPr>
-            <w:r>
-              <w:t xml:space="preserve">-0.22</w:t>
-            </w:r>
-          </w:p>
-        </w:tc>
-        <w:tc>
-          <w:tcPr/>
-          <w:p>
-            <w:pPr>
-              <w:pStyle w:val="Compact"/>
-              <w:jc w:val="left"/>
-            </w:pPr>
-            <w:r>
-              <w:t xml:space="preserve">0.8</w:t>
-            </w:r>
-          </w:p>
-        </w:tc>
-        <w:tc>
-          <w:tcPr/>
-          <w:p>
-            <w:pPr>
-              <w:pStyle w:val="Compact"/>
-              <w:jc w:val="left"/>
-            </w:pPr>
-            <w:r>
-              <w:t xml:space="preserve">-0.073</w:t>
-            </w:r>
-          </w:p>
-        </w:tc>
-        <w:tc>
-          <w:tcPr/>
-          <w:p>
-            <w:pPr>
-              <w:pStyle w:val="Compact"/>
-              <w:jc w:val="left"/>
-            </w:pPr>
-            <w:r>
-              <w:t xml:space="preserve">(-0.2, 0.055)</w:t>
-            </w:r>
-          </w:p>
-        </w:tc>
-        <w:tc>
-          <w:tcPr/>
-          <w:p>
-            <w:pPr>
-              <w:pStyle w:val="Compact"/>
-              <w:jc w:val="left"/>
-            </w:pPr>
-            <w:r>
-              <w:t xml:space="preserve">-1.1</w:t>
-            </w:r>
-          </w:p>
-        </w:tc>
-        <w:tc>
-          <w:tcPr/>
-          <w:p>
-            <w:pPr>
-              <w:pStyle w:val="Compact"/>
-              <w:jc w:val="left"/>
-            </w:pPr>
-            <w:r>
-              <w:t xml:space="preserve">0.3</w:t>
-            </w:r>
-          </w:p>
-        </w:tc>
-        <w:tc>
-          <w:tcPr/>
-          <w:p>
-            <w:pPr>
-              <w:pStyle w:val="Compact"/>
-            </w:pPr>
-          </w:p>
-        </w:tc>
-        <w:tc>
-          <w:tcPr/>
-          <w:p>
-            <w:pPr>
-              <w:pStyle w:val="Compact"/>
-            </w:pPr>
-          </w:p>
-        </w:tc>
-        <w:tc>
-          <w:tcPr/>
-          <w:p>
-            <w:pPr>
-              <w:pStyle w:val="Compact"/>
-            </w:pPr>
-          </w:p>
-        </w:tc>
-        <w:tc>
-          <w:tcPr/>
-          <w:p>
-            <w:pPr>
-              <w:pStyle w:val="Compact"/>
-            </w:pPr>
+              <w:t xml:space="preserve">Number of Native Flowering Species:Wetland specialist</w:t>
+            </w:r>
+          </w:p>
+        </w:tc>
+        <w:tc>
+          <w:tcPr/>
+          <w:p>
+            <w:pPr>
+              <w:pStyle w:val="Compact"/>
+              <w:jc w:val="left"/>
+            </w:pPr>
+            <w:r>
+              <w:t xml:space="preserve">1.1</w:t>
+            </w:r>
+          </w:p>
+        </w:tc>
+        <w:tc>
+          <w:tcPr/>
+          <w:p>
+            <w:pPr>
+              <w:pStyle w:val="Compact"/>
+              <w:jc w:val="left"/>
+            </w:pPr>
+            <w:r>
+              <w:t xml:space="preserve">(0.89, 1.4)</w:t>
+            </w:r>
+          </w:p>
+        </w:tc>
+        <w:tc>
+          <w:tcPr/>
+          <w:p>
+            <w:pPr>
+              <w:pStyle w:val="Compact"/>
+              <w:jc w:val="left"/>
+            </w:pPr>
+            <w:r>
+              <w:t xml:space="preserve">0.86</w:t>
+            </w:r>
+          </w:p>
+        </w:tc>
+        <w:tc>
+          <w:tcPr/>
+          <w:p>
+            <w:pPr>
+              <w:pStyle w:val="Compact"/>
+              <w:jc w:val="left"/>
+            </w:pPr>
+            <w:r>
+              <w:t xml:space="preserve">0.4</w:t>
+            </w:r>
+          </w:p>
+        </w:tc>
+        <w:tc>
+          <w:tcPr/>
+          <w:p>
+            <w:pPr>
+              <w:pStyle w:val="Compact"/>
+              <w:jc w:val="left"/>
+            </w:pPr>
+            <w:r>
+              <w:t xml:space="preserve">-0.084</w:t>
+            </w:r>
+          </w:p>
+        </w:tc>
+        <w:tc>
+          <w:tcPr/>
+          <w:p>
+            <w:pPr>
+              <w:pStyle w:val="Compact"/>
+              <w:jc w:val="left"/>
+            </w:pPr>
+            <w:r>
+              <w:t xml:space="preserve">(-0.42, 0.25)</w:t>
+            </w:r>
+          </w:p>
+        </w:tc>
+        <w:tc>
+          <w:tcPr/>
+          <w:p>
+            <w:pPr>
+              <w:pStyle w:val="Compact"/>
+              <w:jc w:val="left"/>
+            </w:pPr>
+            <w:r>
+              <w:t xml:space="preserve">-0.51</w:t>
+            </w:r>
+          </w:p>
+        </w:tc>
+        <w:tc>
+          <w:tcPr/>
+          <w:p>
+            <w:pPr>
+              <w:pStyle w:val="Compact"/>
+              <w:jc w:val="left"/>
+            </w:pPr>
+            <w:r>
+              <w:t xml:space="preserve">0.6</w:t>
+            </w:r>
+          </w:p>
+        </w:tc>
+        <w:tc>
+          <w:tcPr/>
+          <w:p>
+            <w:pPr>
+              <w:pStyle w:val="Compact"/>
+              <w:jc w:val="left"/>
+            </w:pPr>
+            <w:r>
+              <w:t xml:space="preserve">-0.047</w:t>
+            </w:r>
+          </w:p>
+        </w:tc>
+        <w:tc>
+          <w:tcPr/>
+          <w:p>
+            <w:pPr>
+              <w:pStyle w:val="Compact"/>
+              <w:jc w:val="left"/>
+            </w:pPr>
+            <w:r>
+              <w:t xml:space="preserve">(-0.32, 0.22)</w:t>
+            </w:r>
+          </w:p>
+        </w:tc>
+        <w:tc>
+          <w:tcPr/>
+          <w:p>
+            <w:pPr>
+              <w:pStyle w:val="Compact"/>
+              <w:jc w:val="left"/>
+            </w:pPr>
+            <w:r>
+              <w:t xml:space="preserve">-0.36</w:t>
+            </w:r>
+          </w:p>
+        </w:tc>
+        <w:tc>
+          <w:tcPr/>
+          <w:p>
+            <w:pPr>
+              <w:pStyle w:val="Compact"/>
+              <w:jc w:val="left"/>
+            </w:pPr>
+            <w:r>
+              <w:t xml:space="preserve">0.7</w:t>
+            </w:r>
           </w:p>
         </w:tc>
       </w:tr>
@@ -4657,31 +4735,79 @@
               <w:jc w:val="left"/>
             </w:pPr>
             <w:r>
-              <w:t xml:space="preserve">Number of Native Flowering Species:Niche.BreadthWetland specialist</w:t>
-            </w:r>
-          </w:p>
-        </w:tc>
-        <w:tc>
-          <w:tcPr/>
-          <w:p>
-            <w:pPr>
-              <w:pStyle w:val="Compact"/>
-              <w:jc w:val="left"/>
-            </w:pPr>
-            <w:r>
-              <w:t xml:space="preserve">1.1</w:t>
-            </w:r>
-          </w:p>
-        </w:tc>
-        <w:tc>
-          <w:tcPr/>
-          <w:p>
-            <w:pPr>
-              <w:pStyle w:val="Compact"/>
-              <w:jc w:val="left"/>
-            </w:pPr>
-            <w:r>
-              <w:t xml:space="preserve">(0.97, 1.2)</w:t>
+              <w:t xml:space="preserve">Average Native Bloom Cover:Wetland specialist</w:t>
+            </w:r>
+          </w:p>
+        </w:tc>
+        <w:tc>
+          <w:tcPr/>
+          <w:p>
+            <w:pPr>
+              <w:pStyle w:val="Compact"/>
+              <w:jc w:val="left"/>
+            </w:pPr>
+            <w:r>
+              <w:t xml:space="preserve">1</w:t>
+            </w:r>
+          </w:p>
+        </w:tc>
+        <w:tc>
+          <w:tcPr/>
+          <w:p>
+            <w:pPr>
+              <w:pStyle w:val="Compact"/>
+              <w:jc w:val="left"/>
+            </w:pPr>
+            <w:r>
+              <w:t xml:space="preserve">(0.81, 1.3)</w:t>
+            </w:r>
+          </w:p>
+        </w:tc>
+        <w:tc>
+          <w:tcPr/>
+          <w:p>
+            <w:pPr>
+              <w:pStyle w:val="Compact"/>
+              <w:jc w:val="left"/>
+            </w:pPr>
+            <w:r>
+              <w:t xml:space="preserve">0.15</w:t>
+            </w:r>
+          </w:p>
+        </w:tc>
+        <w:tc>
+          <w:tcPr/>
+          <w:p>
+            <w:pPr>
+              <w:pStyle w:val="Compact"/>
+              <w:jc w:val="left"/>
+            </w:pPr>
+            <w:r>
+              <w:t xml:space="preserve">0.9</w:t>
+            </w:r>
+          </w:p>
+        </w:tc>
+        <w:tc>
+          <w:tcPr/>
+          <w:p>
+            <w:pPr>
+              <w:pStyle w:val="Compact"/>
+              <w:jc w:val="left"/>
+            </w:pPr>
+            <w:r>
+              <w:t xml:space="preserve">0.19</w:t>
+            </w:r>
+          </w:p>
+        </w:tc>
+        <w:tc>
+          <w:tcPr/>
+          <w:p>
+            <w:pPr>
+              <w:pStyle w:val="Compact"/>
+              <w:jc w:val="left"/>
+            </w:pPr>
+            <w:r>
+              <w:t xml:space="preserve">(-0.12, 0.5)</w:t>
             </w:r>
           </w:p>
         </w:tc>
@@ -4717,76 +4843,44 @@
               <w:jc w:val="left"/>
             </w:pPr>
             <w:r>
-              <w:t xml:space="preserve">-0.03</w:t>
-            </w:r>
-          </w:p>
-        </w:tc>
-        <w:tc>
-          <w:tcPr/>
-          <w:p>
-            <w:pPr>
-              <w:pStyle w:val="Compact"/>
-              <w:jc w:val="left"/>
-            </w:pPr>
-            <w:r>
-              <w:t xml:space="preserve">(-0.22, 0.16)</w:t>
-            </w:r>
-          </w:p>
-        </w:tc>
-        <w:tc>
-          <w:tcPr/>
-          <w:p>
-            <w:pPr>
-              <w:pStyle w:val="Compact"/>
-              <w:jc w:val="left"/>
-            </w:pPr>
-            <w:r>
-              <w:t xml:space="preserve">-0.31</w:t>
-            </w:r>
-          </w:p>
-        </w:tc>
-        <w:tc>
-          <w:tcPr/>
-          <w:p>
-            <w:pPr>
-              <w:pStyle w:val="Compact"/>
-              <w:jc w:val="left"/>
-            </w:pPr>
-            <w:r>
-              <w:t xml:space="preserve">0.8</w:t>
-            </w:r>
-          </w:p>
-        </w:tc>
-        <w:tc>
-          <w:tcPr/>
-          <w:p>
-            <w:pPr>
-              <w:pStyle w:val="Compact"/>
-            </w:pPr>
-          </w:p>
-        </w:tc>
-        <w:tc>
-          <w:tcPr/>
-          <w:p>
-            <w:pPr>
-              <w:pStyle w:val="Compact"/>
-            </w:pPr>
-          </w:p>
-        </w:tc>
-        <w:tc>
-          <w:tcPr/>
-          <w:p>
-            <w:pPr>
-              <w:pStyle w:val="Compact"/>
-            </w:pPr>
-          </w:p>
-        </w:tc>
-        <w:tc>
-          <w:tcPr/>
-          <w:p>
-            <w:pPr>
-              <w:pStyle w:val="Compact"/>
-            </w:pPr>
+              <w:t xml:space="preserve">0.13</w:t>
+            </w:r>
+          </w:p>
+        </w:tc>
+        <w:tc>
+          <w:tcPr/>
+          <w:p>
+            <w:pPr>
+              <w:pStyle w:val="Compact"/>
+              <w:jc w:val="left"/>
+            </w:pPr>
+            <w:r>
+              <w:t xml:space="preserve">(-0.12, 0.38)</w:t>
+            </w:r>
+          </w:p>
+        </w:tc>
+        <w:tc>
+          <w:tcPr/>
+          <w:p>
+            <w:pPr>
+              <w:pStyle w:val="Compact"/>
+              <w:jc w:val="left"/>
+            </w:pPr>
+            <w:r>
+              <w:t xml:space="preserve">1</w:t>
+            </w:r>
+          </w:p>
+        </w:tc>
+        <w:tc>
+          <w:tcPr/>
+          <w:p>
+            <w:pPr>
+              <w:pStyle w:val="Compact"/>
+              <w:jc w:val="left"/>
+            </w:pPr>
+            <w:r>
+              <w:t xml:space="preserve">0.3</w:t>
+            </w:r>
           </w:p>
         </w:tc>
       </w:tr>
@@ -4799,104 +4893,76 @@
               <w:jc w:val="left"/>
             </w:pPr>
             <w:r>
-              <w:t xml:space="preserve">Average Native Bloom Cover:Niche.BreadthWetland associated</w:t>
-            </w:r>
-          </w:p>
-        </w:tc>
-        <w:tc>
-          <w:tcPr/>
-          <w:p>
-            <w:pPr>
-              <w:pStyle w:val="Compact"/>
-              <w:jc w:val="left"/>
-            </w:pPr>
-            <w:r>
-              <w:t xml:space="preserve">1.1</w:t>
-            </w:r>
-          </w:p>
-        </w:tc>
-        <w:tc>
-          <w:tcPr/>
-          <w:p>
-            <w:pPr>
-              <w:pStyle w:val="Compact"/>
-              <w:jc w:val="left"/>
-            </w:pPr>
-            <w:r>
-              <w:t xml:space="preserve">(1, 1.2)</w:t>
-            </w:r>
-          </w:p>
-        </w:tc>
-        <w:tc>
-          <w:tcPr/>
-          <w:p>
-            <w:pPr>
-              <w:pStyle w:val="Compact"/>
-              <w:jc w:val="left"/>
-            </w:pPr>
-            <w:r>
-              <w:t xml:space="preserve">2.6</w:t>
-            </w:r>
-          </w:p>
-        </w:tc>
-        <w:tc>
-          <w:tcPr/>
-          <w:p>
-            <w:pPr>
-              <w:pStyle w:val="Compact"/>
-              <w:jc w:val="left"/>
-            </w:pPr>
-            <w:r>
-              <w:t xml:space="preserve">0.009</w:t>
-            </w:r>
-          </w:p>
-        </w:tc>
-        <w:tc>
-          <w:tcPr/>
-          <w:p>
-            <w:pPr>
-              <w:pStyle w:val="Compact"/>
-              <w:jc w:val="left"/>
-            </w:pPr>
-            <w:r>
-              <w:t xml:space="preserve">0.037</w:t>
-            </w:r>
-          </w:p>
-        </w:tc>
-        <w:tc>
-          <w:tcPr/>
-          <w:p>
-            <w:pPr>
-              <w:pStyle w:val="Compact"/>
-              <w:jc w:val="left"/>
-            </w:pPr>
-            <w:r>
-              <w:t xml:space="preserve">(-0.089, 0.17)</w:t>
-            </w:r>
-          </w:p>
-        </w:tc>
-        <w:tc>
-          <w:tcPr/>
-          <w:p>
-            <w:pPr>
-              <w:pStyle w:val="Compact"/>
-              <w:jc w:val="left"/>
-            </w:pPr>
-            <w:r>
-              <w:t xml:space="preserve">0.56</w:t>
-            </w:r>
-          </w:p>
-        </w:tc>
-        <w:tc>
-          <w:tcPr/>
-          <w:p>
-            <w:pPr>
-              <w:pStyle w:val="Compact"/>
-              <w:jc w:val="left"/>
-            </w:pPr>
-            <w:r>
-              <w:t xml:space="preserve">0.6</w:t>
-            </w:r>
+              <w:t xml:space="preserve">R2 Nagelkerke</w:t>
+            </w:r>
+          </w:p>
+        </w:tc>
+        <w:tc>
+          <w:tcPr/>
+          <w:p>
+            <w:pPr>
+              <w:pStyle w:val="Compact"/>
+              <w:jc w:val="left"/>
+            </w:pPr>
+            <w:r>
+              <w:t xml:space="preserve">0.74</w:t>
+            </w:r>
+          </w:p>
+        </w:tc>
+        <w:tc>
+          <w:tcPr/>
+          <w:p>
+            <w:pPr>
+              <w:pStyle w:val="Compact"/>
+            </w:pPr>
+          </w:p>
+        </w:tc>
+        <w:tc>
+          <w:tcPr/>
+          <w:p>
+            <w:pPr>
+              <w:pStyle w:val="Compact"/>
+            </w:pPr>
+          </w:p>
+        </w:tc>
+        <w:tc>
+          <w:tcPr/>
+          <w:p>
+            <w:pPr>
+              <w:pStyle w:val="Compact"/>
+            </w:pPr>
+          </w:p>
+        </w:tc>
+        <w:tc>
+          <w:tcPr/>
+          <w:p>
+            <w:pPr>
+              <w:pStyle w:val="Compact"/>
+            </w:pPr>
+          </w:p>
+        </w:tc>
+        <w:tc>
+          <w:tcPr/>
+          <w:p>
+            <w:pPr>
+              <w:pStyle w:val="Compact"/>
+            </w:pPr>
+          </w:p>
+        </w:tc>
+        <w:tc>
+          <w:tcPr/>
+          <w:p>
+            <w:pPr>
+              <w:pStyle w:val="Compact"/>
+            </w:pPr>
+          </w:p>
+        </w:tc>
+        <w:tc>
+          <w:tcPr/>
+          <w:p>
+            <w:pPr>
+              <w:pStyle w:val="Compact"/>
+            </w:pPr>
           </w:p>
         </w:tc>
         <w:tc>
@@ -4941,266 +5007,6 @@
               <w:jc w:val="left"/>
             </w:pPr>
             <w:r>
-              <w:t xml:space="preserve">Average Native Bloom Cover:Niche.BreadthWetland specialist</w:t>
-            </w:r>
-          </w:p>
-        </w:tc>
-        <w:tc>
-          <w:tcPr/>
-          <w:p>
-            <w:pPr>
-              <w:pStyle w:val="Compact"/>
-              <w:jc w:val="left"/>
-            </w:pPr>
-            <w:r>
-              <w:t xml:space="preserve">1</w:t>
-            </w:r>
-          </w:p>
-        </w:tc>
-        <w:tc>
-          <w:tcPr/>
-          <w:p>
-            <w:pPr>
-              <w:pStyle w:val="Compact"/>
-              <w:jc w:val="left"/>
-            </w:pPr>
-            <w:r>
-              <w:t xml:space="preserve">(0.94, 1.1)</w:t>
-            </w:r>
-          </w:p>
-        </w:tc>
-        <w:tc>
-          <w:tcPr/>
-          <w:p>
-            <w:pPr>
-              <w:pStyle w:val="Compact"/>
-              <w:jc w:val="left"/>
-            </w:pPr>
-            <w:r>
-              <w:t xml:space="preserve">0.67</w:t>
-            </w:r>
-          </w:p>
-        </w:tc>
-        <w:tc>
-          <w:tcPr/>
-          <w:p>
-            <w:pPr>
-              <w:pStyle w:val="Compact"/>
-              <w:jc w:val="left"/>
-            </w:pPr>
-            <w:r>
-              <w:t xml:space="preserve">0.5</w:t>
-            </w:r>
-          </w:p>
-        </w:tc>
-        <w:tc>
-          <w:tcPr/>
-          <w:p>
-            <w:pPr>
-              <w:pStyle w:val="Compact"/>
-              <w:jc w:val="left"/>
-            </w:pPr>
-            <w:r>
-              <w:t xml:space="preserve">0.035</w:t>
-            </w:r>
-          </w:p>
-        </w:tc>
-        <w:tc>
-          <w:tcPr/>
-          <w:p>
-            <w:pPr>
-              <w:pStyle w:val="Compact"/>
-              <w:jc w:val="left"/>
-            </w:pPr>
-            <w:r>
-              <w:t xml:space="preserve">(-0.16, 0.22)</w:t>
-            </w:r>
-          </w:p>
-        </w:tc>
-        <w:tc>
-          <w:tcPr/>
-          <w:p>
-            <w:pPr>
-              <w:pStyle w:val="Compact"/>
-              <w:jc w:val="left"/>
-            </w:pPr>
-            <w:r>
-              <w:t xml:space="preserve">0.36</w:t>
-            </w:r>
-          </w:p>
-        </w:tc>
-        <w:tc>
-          <w:tcPr/>
-          <w:p>
-            <w:pPr>
-              <w:pStyle w:val="Compact"/>
-              <w:jc w:val="left"/>
-            </w:pPr>
-            <w:r>
-              <w:t xml:space="preserve">0.7</w:t>
-            </w:r>
-          </w:p>
-        </w:tc>
-        <w:tc>
-          <w:tcPr/>
-          <w:p>
-            <w:pPr>
-              <w:pStyle w:val="Compact"/>
-            </w:pPr>
-          </w:p>
-        </w:tc>
-        <w:tc>
-          <w:tcPr/>
-          <w:p>
-            <w:pPr>
-              <w:pStyle w:val="Compact"/>
-            </w:pPr>
-          </w:p>
-        </w:tc>
-        <w:tc>
-          <w:tcPr/>
-          <w:p>
-            <w:pPr>
-              <w:pStyle w:val="Compact"/>
-            </w:pPr>
-          </w:p>
-        </w:tc>
-        <w:tc>
-          <w:tcPr/>
-          <w:p>
-            <w:pPr>
-              <w:pStyle w:val="Compact"/>
-            </w:pPr>
-          </w:p>
-        </w:tc>
-      </w:tr>
-      <w:tr>
-        <w:tc>
-          <w:tcPr/>
-          <w:p>
-            <w:pPr>
-              <w:pStyle w:val="Compact"/>
-              <w:jc w:val="left"/>
-            </w:pPr>
-            <w:r>
-              <w:t xml:space="preserve">R2 Nagelkerke</w:t>
-            </w:r>
-          </w:p>
-        </w:tc>
-        <w:tc>
-          <w:tcPr/>
-          <w:p>
-            <w:pPr>
-              <w:pStyle w:val="Compact"/>
-              <w:jc w:val="left"/>
-            </w:pPr>
-            <w:r>
-              <w:t xml:space="preserve">1.00</w:t>
-            </w:r>
-          </w:p>
-        </w:tc>
-        <w:tc>
-          <w:tcPr/>
-          <w:p>
-            <w:pPr>
-              <w:pStyle w:val="Compact"/>
-            </w:pPr>
-          </w:p>
-        </w:tc>
-        <w:tc>
-          <w:tcPr/>
-          <w:p>
-            <w:pPr>
-              <w:pStyle w:val="Compact"/>
-            </w:pPr>
-          </w:p>
-        </w:tc>
-        <w:tc>
-          <w:tcPr/>
-          <w:p>
-            <w:pPr>
-              <w:pStyle w:val="Compact"/>
-            </w:pPr>
-          </w:p>
-        </w:tc>
-        <w:tc>
-          <w:tcPr/>
-          <w:p>
-            <w:pPr>
-              <w:pStyle w:val="Compact"/>
-              <w:jc w:val="left"/>
-            </w:pPr>
-            <w:r>
-              <w:t xml:space="preserve">0.90</w:t>
-            </w:r>
-          </w:p>
-        </w:tc>
-        <w:tc>
-          <w:tcPr/>
-          <w:p>
-            <w:pPr>
-              <w:pStyle w:val="Compact"/>
-            </w:pPr>
-          </w:p>
-        </w:tc>
-        <w:tc>
-          <w:tcPr/>
-          <w:p>
-            <w:pPr>
-              <w:pStyle w:val="Compact"/>
-            </w:pPr>
-          </w:p>
-        </w:tc>
-        <w:tc>
-          <w:tcPr/>
-          <w:p>
-            <w:pPr>
-              <w:pStyle w:val="Compact"/>
-            </w:pPr>
-          </w:p>
-        </w:tc>
-        <w:tc>
-          <w:tcPr/>
-          <w:p>
-            <w:pPr>
-              <w:pStyle w:val="Compact"/>
-            </w:pPr>
-          </w:p>
-        </w:tc>
-        <w:tc>
-          <w:tcPr/>
-          <w:p>
-            <w:pPr>
-              <w:pStyle w:val="Compact"/>
-            </w:pPr>
-          </w:p>
-        </w:tc>
-        <w:tc>
-          <w:tcPr/>
-          <w:p>
-            <w:pPr>
-              <w:pStyle w:val="Compact"/>
-            </w:pPr>
-          </w:p>
-        </w:tc>
-        <w:tc>
-          <w:tcPr/>
-          <w:p>
-            <w:pPr>
-              <w:pStyle w:val="Compact"/>
-            </w:pPr>
-          </w:p>
-        </w:tc>
-      </w:tr>
-      <w:tr>
-        <w:tc>
-          <w:tcPr/>
-          <w:p>
-            <w:pPr>
-              <w:pStyle w:val="Compact"/>
-              <w:jc w:val="left"/>
-            </w:pPr>
-            <w:r>
               <w:t xml:space="preserve">R2 Adj.</w:t>
             </w:r>
           </w:p>
@@ -5242,42 +5048,46 @@
           <w:p>
             <w:pPr>
               <w:pStyle w:val="Compact"/>
-            </w:pPr>
-          </w:p>
-        </w:tc>
-        <w:tc>
-          <w:tcPr/>
-          <w:p>
-            <w:pPr>
-              <w:pStyle w:val="Compact"/>
-            </w:pPr>
-          </w:p>
-        </w:tc>
-        <w:tc>
-          <w:tcPr/>
-          <w:p>
-            <w:pPr>
-              <w:pStyle w:val="Compact"/>
-            </w:pPr>
-          </w:p>
-        </w:tc>
-        <w:tc>
-          <w:tcPr/>
-          <w:p>
-            <w:pPr>
-              <w:pStyle w:val="Compact"/>
-            </w:pPr>
-          </w:p>
-        </w:tc>
-        <w:tc>
-          <w:tcPr/>
-          <w:p>
-            <w:pPr>
-              <w:pStyle w:val="Compact"/>
-              <w:jc w:val="left"/>
-            </w:pPr>
-            <w:r>
-              <w:t xml:space="preserve">-0.025</w:t>
+              <w:jc w:val="left"/>
+            </w:pPr>
+            <w:r>
+              <w:t xml:space="preserve">0.562</w:t>
+            </w:r>
+          </w:p>
+        </w:tc>
+        <w:tc>
+          <w:tcPr/>
+          <w:p>
+            <w:pPr>
+              <w:pStyle w:val="Compact"/>
+            </w:pPr>
+          </w:p>
+        </w:tc>
+        <w:tc>
+          <w:tcPr/>
+          <w:p>
+            <w:pPr>
+              <w:pStyle w:val="Compact"/>
+            </w:pPr>
+          </w:p>
+        </w:tc>
+        <w:tc>
+          <w:tcPr/>
+          <w:p>
+            <w:pPr>
+              <w:pStyle w:val="Compact"/>
+            </w:pPr>
+          </w:p>
+        </w:tc>
+        <w:tc>
+          <w:tcPr/>
+          <w:p>
+            <w:pPr>
+              <w:pStyle w:val="Compact"/>
+              <w:jc w:val="left"/>
+            </w:pPr>
+            <w:r>
+              <w:t xml:space="preserve">0.555</w:t>
             </w:r>
           </w:p>
         </w:tc>
